--- a/docs/report.docx
+++ b/docs/report.docx
@@ -134,21 +134,29 @@
           <w:b/>
           <w:color w:val="E60028"/>
         </w:rPr>
-        <w:t>Team</w:t>
-      </w:r>
+        <w:t xml:space="preserve">Team Members: </w:t>
+      </w:r>
+      <w:r>
+        <w:rPr>
+          <w:bCs/>
+          <w:color w:val="000000" w:themeColor="text1"/>
+        </w:rPr>
+        <w:t>Pavan Naik, Sumanth Hegde</w:t>
+      </w:r>
+    </w:p>
+    <w:p>
+      <w:pPr>
+        <w:spacing w:after="60"/>
+      </w:pPr>
       <w:r>
         <w:rPr>
           <w:b/>
           <w:color w:val="E60028"/>
         </w:rPr>
-        <w:t xml:space="preserve"> Members: </w:t>
-      </w:r>
-      <w:r>
-        <w:rPr>
-          <w:bCs/>
-          <w:color w:val="000000" w:themeColor="text1"/>
-        </w:rPr>
-        <w:t>Pavan Naik, Sumanth Hegde</w:t>
+        <w:t xml:space="preserve">Date:  </w:t>
+      </w:r>
+      <w:r>
+        <w:t>June 2026</w:t>
       </w:r>
     </w:p>
     <w:p>
@@ -160,11 +168,16 @@
           <w:b/>
           <w:color w:val="E60028"/>
         </w:rPr>
-        <w:t xml:space="preserve">Date:  </w:t>
-      </w:r>
-      <w:r>
-        <w:t>June 2026</w:t>
-      </w:r>
+        <w:t xml:space="preserve">Live demo:  </w:t>
+      </w:r>
+      <w:hyperlink r:id="rId8" w:history="1">
+        <w:r>
+          <w:rPr>
+            <w:rStyle w:val="Hyperlink"/>
+          </w:rPr>
+          <w:t>https://sentinel-rho-sooty.vercel.app/app</w:t>
+        </w:r>
+      </w:hyperlink>
     </w:p>
     <w:p>
       <w:pPr>
@@ -175,11 +188,16 @@
           <w:b/>
           <w:color w:val="E60028"/>
         </w:rPr>
-        <w:t xml:space="preserve">Live demo:  </w:t>
-      </w:r>
-      <w:r>
-        <w:t>https://sentinel-rho-sooty.vercel.app/app</w:t>
-      </w:r>
+        <w:t xml:space="preserve">Demo video:  </w:t>
+      </w:r>
+      <w:hyperlink r:id="rId9" w:history="1">
+        <w:r>
+          <w:rPr>
+            <w:rStyle w:val="Hyperlink"/>
+          </w:rPr>
+          <w:t>https://drive.google.com/file/d/1LnaYogPV3UaAyqidRE5TYY2Esaw8OCsU/view?usp=drivesdk</w:t>
+        </w:r>
+      </w:hyperlink>
     </w:p>
     <w:p>
       <w:pPr>
@@ -190,26 +208,16 @@
           <w:b/>
           <w:color w:val="E60028"/>
         </w:rPr>
-        <w:t xml:space="preserve">Demo video:  </w:t>
-      </w:r>
-      <w:r>
-        <w:t>add demo video URL</w:t>
-      </w:r>
-    </w:p>
-    <w:p>
-      <w:pPr>
-        <w:spacing w:after="60"/>
-      </w:pPr>
-      <w:r>
-        <w:rPr>
-          <w:b/>
-          <w:color w:val="E60028"/>
-        </w:rPr>
         <w:t xml:space="preserve">Repository:  </w:t>
       </w:r>
-      <w:r>
-        <w:t>https://github.com/pavannaik2004/Sentinel</w:t>
-      </w:r>
+      <w:hyperlink r:id="rId10" w:history="1">
+        <w:r>
+          <w:rPr>
+            <w:rStyle w:val="Hyperlink"/>
+          </w:rPr>
+          <w:t>https://github.com/pavannaik2004/Sentinel</w:t>
+        </w:r>
+      </w:hyperlink>
     </w:p>
     <w:p>
       <w:r>
@@ -2391,7 +2399,7 @@
             <w:sz w:val="22"/>
             <w:szCs w:val="24"/>
           </w:rPr>
-          <w:t>15</w:t>
+          <w:t>14</w:t>
         </w:r>
         <w:r>
           <w:rPr>
@@ -3060,28 +3068,16 @@
             <w:sz w:val="22"/>
             <w:szCs w:val="24"/>
           </w:rPr>
-        </w:r>
-        <w:r>
-          <w:rPr>
-            <w:b/>
-            <w:bCs/>
+          <w:fldChar w:fldCharType="separate"/>
+        </w:r>
+        <w:r>
+          <w:rPr>
             <w:noProof/>
             <w:webHidden/>
             <w:sz w:val="22"/>
             <w:szCs w:val="24"/>
           </w:rPr>
-          <w:fldChar w:fldCharType="separate"/>
-        </w:r>
-        <w:r>
-          <w:rPr>
-            <w:b/>
-            <w:bCs/>
-            <w:noProof/>
-            <w:webHidden/>
-            <w:sz w:val="22"/>
-            <w:szCs w:val="24"/>
-          </w:rPr>
-          <w:t>18</w:t>
+          <w:t>Error! Bookmark not defined.</w:t>
         </w:r>
         <w:r>
           <w:rPr>
@@ -3185,7 +3181,7 @@
             <w:sz w:val="22"/>
             <w:szCs w:val="24"/>
           </w:rPr>
-          <w:t>19</w:t>
+          <w:t>17</w:t>
         </w:r>
         <w:r>
           <w:rPr>
@@ -3289,7 +3285,7 @@
             <w:sz w:val="22"/>
             <w:szCs w:val="24"/>
           </w:rPr>
-          <w:t>19</w:t>
+          <w:t>18</w:t>
         </w:r>
         <w:r>
           <w:rPr>
@@ -3393,7 +3389,7 @@
             <w:sz w:val="22"/>
             <w:szCs w:val="24"/>
           </w:rPr>
-          <w:t>19</w:t>
+          <w:t>18</w:t>
         </w:r>
         <w:r>
           <w:rPr>
@@ -3497,7 +3493,7 @@
             <w:sz w:val="22"/>
             <w:szCs w:val="24"/>
           </w:rPr>
-          <w:t>20</w:t>
+          <w:t>19</w:t>
         </w:r>
         <w:r>
           <w:rPr>
@@ -3601,7 +3597,7 @@
             <w:sz w:val="22"/>
             <w:szCs w:val="24"/>
           </w:rPr>
-          <w:t>20</w:t>
+          <w:t>19</w:t>
         </w:r>
         <w:r>
           <w:rPr>
@@ -4696,15 +4692,7 @@
         <w:t>-</w:t>
       </w:r>
       <w:r>
-        <w:t xml:space="preserve"> expired in 15 minutes, never correlated </w:t>
-      </w:r>
-      <w:proofErr w:type="gramStart"/>
-      <w:r>
-        <w:t>to</w:t>
-      </w:r>
-      <w:proofErr w:type="gramEnd"/>
-      <w:r>
-        <w:t xml:space="preserve"> the</w:t>
+        <w:t xml:space="preserve"> expired in 15 minutes, never correlated to the</w:t>
       </w:r>
     </w:p>
     <w:p>
@@ -4971,7 +4959,7 @@
                     <pic:cNvPicPr/>
                   </pic:nvPicPr>
                   <pic:blipFill>
-                    <a:blip r:embed="rId8"/>
+                    <a:blip r:embed="rId11"/>
                     <a:stretch>
                       <a:fillRect/>
                     </a:stretch>
@@ -5155,7 +5143,7 @@
                     <pic:cNvPicPr/>
                   </pic:nvPicPr>
                   <pic:blipFill>
-                    <a:blip r:embed="rId9"/>
+                    <a:blip r:embed="rId12"/>
                     <a:stretch>
                       <a:fillRect/>
                     </a:stretch>
@@ -6283,7 +6271,7 @@
                     <pic:cNvPicPr/>
                   </pic:nvPicPr>
                   <pic:blipFill>
-                    <a:blip r:embed="rId10"/>
+                    <a:blip r:embed="rId13"/>
                     <a:stretch>
                       <a:fillRect/>
                     </a:stretch>
@@ -8064,7 +8052,7 @@
                     <pic:cNvPicPr/>
                   </pic:nvPicPr>
                   <pic:blipFill>
-                    <a:blip r:embed="rId11"/>
+                    <a:blip r:embed="rId14"/>
                     <a:stretch>
                       <a:fillRect/>
                     </a:stretch>
@@ -8622,7 +8610,7 @@
                     <pic:cNvPicPr/>
                   </pic:nvPicPr>
                   <pic:blipFill>
-                    <a:blip r:embed="rId12"/>
+                    <a:blip r:embed="rId15"/>
                     <a:stretch>
                       <a:fillRect/>
                     </a:stretch>
@@ -8933,15 +8921,7 @@
         <w:t>-</w:t>
       </w:r>
       <w:r>
-        <w:t xml:space="preserve"> benign bridge events one hop from a flagged seed </w:t>
-      </w:r>
-      <w:proofErr w:type="gramStart"/>
-      <w:r>
-        <w:t>pull</w:t>
-      </w:r>
-      <w:proofErr w:type="gramEnd"/>
-      <w:r>
-        <w:t xml:space="preserve"> the missed true positives back in (recall climbs 84% → 100%).</w:t>
+        <w:t xml:space="preserve"> benign bridge events one hop from a flagged seed pull the missed true positives back in (recall climbs 84% → 100%).</w:t>
       </w:r>
     </w:p>
     <w:p>
@@ -8970,7 +8950,7 @@
                     <pic:cNvPicPr/>
                   </pic:nvPicPr>
                   <pic:blipFill>
-                    <a:blip r:embed="rId13"/>
+                    <a:blip r:embed="rId16"/>
                     <a:stretch>
                       <a:fillRect/>
                     </a:stretch>
@@ -9396,7 +9376,7 @@
                     <pic:cNvPicPr/>
                   </pic:nvPicPr>
                   <pic:blipFill>
-                    <a:blip r:embed="rId14"/>
+                    <a:blip r:embed="rId17"/>
                     <a:stretch>
                       <a:fillRect/>
                     </a:stretch>
@@ -10134,202 +10114,6 @@
         <w:t xml:space="preserve"> chat grounded in the cached triage</w:t>
       </w:r>
     </w:p>
-    <w:tbl>
-      <w:tblPr>
-        <w:tblW w:w="0" w:type="auto"/>
-        <w:jc w:val="center"/>
-        <w:tblBorders>
-          <w:top w:val="single" w:sz="4" w:space="0" w:color="E3E3E3"/>
-          <w:left w:val="single" w:sz="4" w:space="0" w:color="E3E3E3"/>
-          <w:bottom w:val="single" w:sz="4" w:space="0" w:color="E3E3E3"/>
-          <w:right w:val="single" w:sz="4" w:space="0" w:color="E3E3E3"/>
-          <w:insideH w:val="single" w:sz="4" w:space="0" w:color="E3E3E3"/>
-          <w:insideV w:val="single" w:sz="4" w:space="0" w:color="E3E3E3"/>
-        </w:tblBorders>
-        <w:tblLook w:val="04A0" w:firstRow="1" w:lastRow="0" w:firstColumn="1" w:lastColumn="0" w:noHBand="0" w:noVBand="1"/>
-      </w:tblPr>
-      <w:tblGrid>
-        <w:gridCol w:w="9072"/>
-      </w:tblGrid>
-      <w:tr>
-        <w:trPr>
-          <w:jc w:val="center"/>
-        </w:trPr>
-        <w:tc>
-          <w:tcPr>
-            <w:tcW w:w="9072" w:type="dxa"/>
-            <w:shd w:val="clear" w:color="auto" w:fill="F4F4F4"/>
-          </w:tcPr>
-          <w:p>
-            <w:pPr>
-              <w:spacing w:before="360" w:after="360"/>
-              <w:jc w:val="center"/>
-            </w:pPr>
-            <w:r>
-              <w:rPr>
-                <w:i/>
-                <w:color w:val="606060"/>
-                <w:sz w:val="18"/>
-              </w:rPr>
-              <w:t xml:space="preserve">[ figure pending capture </w:t>
-            </w:r>
-            <w:r>
-              <w:rPr>
-                <w:i/>
-                <w:color w:val="606060"/>
-                <w:sz w:val="18"/>
-              </w:rPr>
-              <w:t>-</w:t>
-            </w:r>
-            <w:r>
-              <w:rPr>
-                <w:i/>
-                <w:color w:val="606060"/>
-                <w:sz w:val="18"/>
-              </w:rPr>
-              <w:t xml:space="preserve"> </w:t>
-            </w:r>
-            <w:proofErr w:type="gramStart"/>
-            <w:r>
-              <w:rPr>
-                <w:i/>
-                <w:color w:val="606060"/>
-                <w:sz w:val="18"/>
-              </w:rPr>
-              <w:t>figures/ui_dashboard.png ]</w:t>
-            </w:r>
-            <w:proofErr w:type="gramEnd"/>
-          </w:p>
-        </w:tc>
-      </w:tr>
-    </w:tbl>
-    <w:p>
-      <w:pPr>
-        <w:jc w:val="center"/>
-      </w:pPr>
-      <w:r>
-        <w:rPr>
-          <w:i/>
-          <w:color w:val="606060"/>
-          <w:sz w:val="17"/>
-        </w:rPr>
-        <w:t xml:space="preserve">Figure 8. Sentinel </w:t>
-      </w:r>
-      <w:r>
-        <w:rPr>
-          <w:i/>
-          <w:color w:val="606060"/>
-          <w:sz w:val="17"/>
-        </w:rPr>
-        <w:t>-</w:t>
-      </w:r>
-      <w:r>
-        <w:rPr>
-          <w:i/>
-          <w:color w:val="606060"/>
-          <w:sz w:val="17"/>
-        </w:rPr>
-        <w:t xml:space="preserve"> dashboard overview (KPIs · replay · alert-fatigue funnel) (pending capture)</w:t>
-      </w:r>
-    </w:p>
-    <w:tbl>
-      <w:tblPr>
-        <w:tblW w:w="0" w:type="auto"/>
-        <w:jc w:val="center"/>
-        <w:tblBorders>
-          <w:top w:val="single" w:sz="4" w:space="0" w:color="E3E3E3"/>
-          <w:left w:val="single" w:sz="4" w:space="0" w:color="E3E3E3"/>
-          <w:bottom w:val="single" w:sz="4" w:space="0" w:color="E3E3E3"/>
-          <w:right w:val="single" w:sz="4" w:space="0" w:color="E3E3E3"/>
-          <w:insideH w:val="single" w:sz="4" w:space="0" w:color="E3E3E3"/>
-          <w:insideV w:val="single" w:sz="4" w:space="0" w:color="E3E3E3"/>
-        </w:tblBorders>
-        <w:tblLook w:val="04A0" w:firstRow="1" w:lastRow="0" w:firstColumn="1" w:lastColumn="0" w:noHBand="0" w:noVBand="1"/>
-      </w:tblPr>
-      <w:tblGrid>
-        <w:gridCol w:w="9072"/>
-      </w:tblGrid>
-      <w:tr>
-        <w:trPr>
-          <w:jc w:val="center"/>
-        </w:trPr>
-        <w:tc>
-          <w:tcPr>
-            <w:tcW w:w="9072" w:type="dxa"/>
-            <w:shd w:val="clear" w:color="auto" w:fill="F4F4F4"/>
-          </w:tcPr>
-          <w:p>
-            <w:pPr>
-              <w:spacing w:before="360" w:after="360"/>
-              <w:jc w:val="center"/>
-            </w:pPr>
-            <w:r>
-              <w:rPr>
-                <w:i/>
-                <w:color w:val="606060"/>
-                <w:sz w:val="18"/>
-              </w:rPr>
-              <w:t xml:space="preserve">[ figure pending capture </w:t>
-            </w:r>
-            <w:r>
-              <w:rPr>
-                <w:i/>
-                <w:color w:val="606060"/>
-                <w:sz w:val="18"/>
-              </w:rPr>
-              <w:t>-</w:t>
-            </w:r>
-            <w:r>
-              <w:rPr>
-                <w:i/>
-                <w:color w:val="606060"/>
-                <w:sz w:val="18"/>
-              </w:rPr>
-              <w:t xml:space="preserve"> </w:t>
-            </w:r>
-            <w:proofErr w:type="gramStart"/>
-            <w:r>
-              <w:rPr>
-                <w:i/>
-                <w:color w:val="606060"/>
-                <w:sz w:val="18"/>
-              </w:rPr>
-              <w:t>figures/ui_findings.png ]</w:t>
-            </w:r>
-            <w:proofErr w:type="gramEnd"/>
-          </w:p>
-        </w:tc>
-      </w:tr>
-    </w:tbl>
-    <w:p>
-      <w:pPr>
-        <w:jc w:val="center"/>
-      </w:pPr>
-      <w:r>
-        <w:rPr>
-          <w:i/>
-          <w:color w:val="606060"/>
-          <w:sz w:val="17"/>
-        </w:rPr>
-        <w:t xml:space="preserve">Figure 9. Sentinel </w:t>
-      </w:r>
-      <w:r>
-        <w:rPr>
-          <w:i/>
-          <w:color w:val="606060"/>
-          <w:sz w:val="17"/>
-        </w:rPr>
-        <w:t>-</w:t>
-      </w:r>
-      <w:r>
-        <w:rPr>
-          <w:i/>
-          <w:color w:val="606060"/>
-          <w:sz w:val="17"/>
-        </w:rPr>
-        <w:t xml:space="preserve"> Risk Findings queue + triage drawer (incident narrative) (pending capture)</w:t>
-      </w:r>
-    </w:p>
     <w:p>
       <w:pPr>
         <w:spacing w:after="120" w:line="269" w:lineRule="auto"/>
@@ -10393,7 +10177,6 @@
           <w:color w:val="1D1D1B"/>
           <w:sz w:val="25"/>
         </w:rPr>
-        <w:lastRenderedPageBreak/>
         <w:t xml:space="preserve">INC-A </w:t>
       </w:r>
       <w:r>
@@ -10642,6 +10425,7 @@
         <w:spacing w:after="120" w:line="269" w:lineRule="auto"/>
       </w:pPr>
       <w:r>
+        <w:lastRenderedPageBreak/>
         <w:t xml:space="preserve">deny public-IP assignment on spot fleets launched by CI roles; alert on off-hours </w:t>
       </w:r>
       <w:r>
@@ -10924,6 +10708,7 @@
       <w:r>
         <w:t xml:space="preserve"> / </w:t>
       </w:r>
+      <w:proofErr w:type="spellStart"/>
       <w:r>
         <w:rPr>
           <w:rFonts w:ascii="Consolas" w:hAnsi="Consolas"/>
@@ -10931,6 +10716,7 @@
         </w:rPr>
         <w:t>external_session</w:t>
       </w:r>
+      <w:proofErr w:type="spellEnd"/>
       <w:r>
         <w:t xml:space="preserve"> / </w:t>
       </w:r>
@@ -11296,14 +11082,7 @@
               <w:rPr>
                 <w:sz w:val="19"/>
               </w:rPr>
-              <w:t xml:space="preserve"> </w:t>
-            </w:r>
-            <w:r>
-              <w:rPr>
-                <w:sz w:val="19"/>
-              </w:rPr>
-              <w:lastRenderedPageBreak/>
-              <w:t>(ranked queue)</w:t>
+              <w:t xml:space="preserve"> (ranked queue)</w:t>
             </w:r>
           </w:p>
         </w:tc>
@@ -11319,7 +11098,6 @@
               <w:rPr>
                 <w:sz w:val="19"/>
               </w:rPr>
-              <w:lastRenderedPageBreak/>
               <w:t>&gt; 75%</w:t>
             </w:r>
           </w:p>
@@ -11655,6 +11433,7 @@
         <w:rPr>
           <w:b/>
         </w:rPr>
+        <w:lastRenderedPageBreak/>
         <w:t xml:space="preserve">Risk-scoring quality is measured as </w:t>
       </w:r>
       <w:proofErr w:type="spellStart"/>
@@ -11715,7 +11494,7 @@
                     <pic:cNvPicPr/>
                   </pic:nvPicPr>
                   <pic:blipFill>
-                    <a:blip r:embed="rId15"/>
+                    <a:blip r:embed="rId18"/>
                     <a:stretch>
                       <a:fillRect/>
                     </a:stretch>
@@ -12117,7 +11896,6 @@
               <w:rPr>
                 <w:sz w:val="19"/>
               </w:rPr>
-              <w:lastRenderedPageBreak/>
               <w:t>+ Stage-2 cohort suppression</w:t>
             </w:r>
           </w:p>
@@ -12342,7 +12120,15 @@
                 <w:b/>
                 <w:sz w:val="19"/>
               </w:rPr>
-              <w:t>→ Risk fusion, ranked queue (precision@50)</w:t>
+              <w:t xml:space="preserve">→ Risk fusion, ranked </w:t>
+            </w:r>
+            <w:r>
+              <w:rPr>
+                <w:b/>
+                <w:sz w:val="19"/>
+              </w:rPr>
+              <w:lastRenderedPageBreak/>
+              <w:t>queue (precision@50)</w:t>
             </w:r>
           </w:p>
         </w:tc>
@@ -12361,6 +12147,7 @@
                 <w:b/>
                 <w:sz w:val="19"/>
               </w:rPr>
+              <w:lastRenderedPageBreak/>
               <w:t>96%</w:t>
             </w:r>
           </w:p>
@@ -12433,7 +12220,7 @@
                     <pic:cNvPicPr/>
                   </pic:nvPicPr>
                   <pic:blipFill>
-                    <a:blip r:embed="rId16"/>
+                    <a:blip r:embed="rId19"/>
                     <a:stretch>
                       <a:fillRect/>
                     </a:stretch>
@@ -12707,7 +12494,6 @@
           <w:color w:val="E60028"/>
           <w:sz w:val="30"/>
         </w:rPr>
-        <w:lastRenderedPageBreak/>
         <w:t>10. Scalability</w:t>
       </w:r>
       <w:bookmarkEnd w:id="23"/>
@@ -12775,6 +12561,7 @@
         <w:rPr>
           <w:b/>
         </w:rPr>
+        <w:lastRenderedPageBreak/>
         <w:t>Cohort baselines are cheap and precomputed.</w:t>
       </w:r>
       <w:r>
@@ -12792,15 +12579,7 @@
         <w:t>-</w:t>
       </w:r>
       <w:r>
-        <w:t xml:space="preserve"> there is no per-identity model to train, so identity cardinality does not </w:t>
-      </w:r>
-      <w:proofErr w:type="gramStart"/>
-      <w:r>
-        <w:t>blow up</w:t>
-      </w:r>
-      <w:proofErr w:type="gramEnd"/>
-      <w:r>
-        <w:t xml:space="preserve"> state.</w:t>
+        <w:t xml:space="preserve"> there is no per-identity model to train, so identity cardinality does not blow up state.</w:t>
       </w:r>
     </w:p>
     <w:p>
@@ -13184,7 +12963,6 @@
         <w:rPr>
           <w:b/>
         </w:rPr>
-        <w:lastRenderedPageBreak/>
         <w:t>Analyst feedback loop</w:t>
       </w:r>
       <w:r>
@@ -13307,6 +13085,7 @@
           <w:color w:val="E60028"/>
           <w:sz w:val="30"/>
         </w:rPr>
+        <w:lastRenderedPageBreak/>
         <w:t>13. Reproducibility</w:t>
       </w:r>
       <w:bookmarkEnd w:id="26"/>
@@ -13704,13 +13483,14 @@
       <w:r>
         <w:t xml:space="preserve"> </w:t>
       </w:r>
-      <w:r>
-        <w:rPr>
-          <w:color w:val="E60028"/>
-          <w:u w:val="single"/>
-        </w:rPr>
-        <w:t>https://sentinel-rho-sooty.vercel.app/app</w:t>
-      </w:r>
+      <w:hyperlink r:id="rId20" w:history="1">
+        <w:r>
+          <w:rPr>
+            <w:rStyle w:val="Hyperlink"/>
+          </w:rPr>
+          <w:t>https://sentinel-rho-sooty.vercel.app/app</w:t>
+        </w:r>
+      </w:hyperlink>
       <w:r>
         <w:t xml:space="preserve"> · </w:t>
       </w:r>
@@ -13723,15 +13503,23 @@
       <w:r>
         <w:t xml:space="preserve"> </w:t>
       </w:r>
-      <w:r>
-        <w:rPr>
-          <w:i/>
-        </w:rPr>
-        <w:t>add link</w:t>
-      </w:r>
+      <w:hyperlink r:id="rId21" w:history="1">
+        <w:r>
+          <w:rPr>
+            <w:rStyle w:val="Hyperlink"/>
+            <w:i/>
+          </w:rPr>
+          <w:t>https://drive.google.com/file/d/1LnaYogPV3UaAyqidRE5TYY2Esaw8OCsU/view?usp=drivesdk</w:t>
+        </w:r>
+      </w:hyperlink>
       <w:r>
         <w:t xml:space="preserve"> · </w:t>
       </w:r>
+    </w:p>
+    <w:p>
+      <w:pPr>
+        <w:spacing w:after="120" w:line="269" w:lineRule="auto"/>
+      </w:pPr>
       <w:r>
         <w:rPr>
           <w:b/>
@@ -13741,17 +13529,18 @@
       <w:r>
         <w:t xml:space="preserve"> </w:t>
       </w:r>
-      <w:r>
-        <w:rPr>
-          <w:color w:val="E60028"/>
-          <w:u w:val="single"/>
-        </w:rPr>
-        <w:t>https://github.com/pavannaik2004/Sentinel</w:t>
-      </w:r>
+      <w:hyperlink r:id="rId22" w:history="1">
+        <w:r>
+          <w:rPr>
+            <w:rStyle w:val="Hyperlink"/>
+          </w:rPr>
+          <w:t>https://github.com/pavannaik2004/Sentinel</w:t>
+        </w:r>
+      </w:hyperlink>
     </w:p>
     <w:sectPr>
-      <w:headerReference w:type="default" r:id="rId17"/>
-      <w:footerReference w:type="default" r:id="rId18"/>
+      <w:headerReference w:type="default" r:id="rId23"/>
+      <w:footerReference w:type="default" r:id="rId24"/>
       <w:pgSz w:w="11909" w:h="16834"/>
       <w:pgMar w:top="1296" w:right="1296" w:bottom="1296" w:left="1296" w:header="720" w:footer="720" w:gutter="0"/>
       <w:cols w:space="720"/>
@@ -13897,21 +13686,12 @@
       <w:pStyle w:val="Header"/>
       <w:jc w:val="right"/>
     </w:pPr>
-    <w:proofErr w:type="gramStart"/>
     <w:r>
       <w:rPr>
         <w:color w:val="606060"/>
         <w:sz w:val="16"/>
       </w:rPr>
-      <w:t>Sentinel  ·</w:t>
-    </w:r>
-    <w:proofErr w:type="gramEnd"/>
-    <w:r>
-      <w:rPr>
-        <w:color w:val="606060"/>
-        <w:sz w:val="16"/>
-      </w:rPr>
-      <w:t xml:space="preserve">  Société Générale Hackathon</w:t>
+      <w:t>Sentinel  ·  Société Générale Hackathon</w:t>
     </w:r>
   </w:p>
 </w:hdr>
@@ -25541,6 +25321,18 @@
       <w:u w:val="single"/>
     </w:rPr>
   </w:style>
+  <w:style w:type="character" w:styleId="UnresolvedMention">
+    <w:name w:val="Unresolved Mention"/>
+    <w:basedOn w:val="DefaultParagraphFont"/>
+    <w:uiPriority w:val="99"/>
+    <w:semiHidden/>
+    <w:unhideWhenUsed/>
+    <w:rsid w:val="007E7D59"/>
+    <w:rPr>
+      <w:color w:val="605E5C"/>
+      <w:shd w:val="clear" w:color="auto" w:fill="E1DFDD"/>
+    </w:rPr>
+  </w:style>
 </w:styles>
 </file>
 

--- a/docs/report.docx
+++ b/docs/report.docx
@@ -215,11 +215,9 @@
           <w:rPr>
             <w:rStyle w:val="Hyperlink"/>
           </w:rPr>
-          <w:t>https://github.com/pavannaik2004/Sentinel</w:t>
+          <w:t>https://github.com/SumanthBHegde/Ephemeral-Cloud-And-Kubernetes-Resource-Risk-Detection</w:t>
         </w:r>
       </w:hyperlink>
-    </w:p>
-    <w:p>
       <w:r>
         <w:br w:type="page"/>
       </w:r>
@@ -274,11 +272,14 @@
           <w:tab w:val="right" w:leader="dot" w:pos="9307"/>
         </w:tabs>
         <w:rPr>
-          <w:b/>
-          <w:bCs/>
+          <w:rFonts w:asciiTheme="minorHAnsi" w:hAnsiTheme="minorHAnsi"/>
           <w:noProof/>
-          <w:sz w:val="22"/>
+          <w:color w:val="auto"/>
+          <w:kern w:val="2"/>
+          <w:sz w:val="24"/>
           <w:szCs w:val="24"/>
+          <w:lang w:val="en-IN" w:eastAsia="en-IN" w:bidi="kn-IN"/>
+          <w14:ligatures w14:val="standardContextual"/>
         </w:rPr>
       </w:pPr>
       <w:r>
@@ -314,2759 +315,45 @@
         </w:rPr>
         <w:fldChar w:fldCharType="separate"/>
       </w:r>
-      <w:hyperlink w:anchor="_Toc232960752" w:history="1">
+      <w:hyperlink w:anchor="_Toc232977919" w:history="1">
         <w:r>
           <w:rPr>
             <w:rStyle w:val="Hyperlink"/>
-            <w:b/>
-            <w:bCs/>
             <w:noProof/>
-            <w:sz w:val="22"/>
-            <w:szCs w:val="24"/>
           </w:rPr>
           <w:t>1. Executive Summary</w:t>
         </w:r>
         <w:r>
           <w:rPr>
-            <w:b/>
-            <w:bCs/>
             <w:noProof/>
             <w:webHidden/>
-            <w:sz w:val="22"/>
-            <w:szCs w:val="24"/>
           </w:rPr>
           <w:tab/>
         </w:r>
         <w:r>
           <w:rPr>
-            <w:b/>
-            <w:bCs/>
             <w:noProof/>
             <w:webHidden/>
-            <w:sz w:val="22"/>
-            <w:szCs w:val="24"/>
           </w:rPr>
           <w:fldChar w:fldCharType="begin"/>
         </w:r>
         <w:r>
           <w:rPr>
-            <w:b/>
-            <w:bCs/>
             <w:noProof/>
             <w:webHidden/>
-            <w:sz w:val="22"/>
-            <w:szCs w:val="24"/>
           </w:rPr>
-          <w:instrText xml:space="preserve"> PAGEREF _Toc232960752 \h </w:instrText>
+          <w:instrText xml:space="preserve"> PAGEREF _Toc232977919 \h </w:instrText>
         </w:r>
         <w:r>
           <w:rPr>
-            <w:b/>
-            <w:bCs/>
             <w:noProof/>
             <w:webHidden/>
-            <w:sz w:val="22"/>
-            <w:szCs w:val="24"/>
           </w:rPr>
         </w:r>
         <w:r>
           <w:rPr>
-            <w:b/>
-            <w:bCs/>
             <w:noProof/>
             <w:webHidden/>
-            <w:sz w:val="22"/>
-            <w:szCs w:val="24"/>
-          </w:rPr>
-          <w:fldChar w:fldCharType="separate"/>
-        </w:r>
-        <w:r>
-          <w:rPr>
-            <w:b/>
-            <w:bCs/>
-            <w:noProof/>
-            <w:webHidden/>
-            <w:sz w:val="22"/>
-            <w:szCs w:val="24"/>
-          </w:rPr>
-          <w:t>3</w:t>
-        </w:r>
-        <w:r>
-          <w:rPr>
-            <w:b/>
-            <w:bCs/>
-            <w:noProof/>
-            <w:webHidden/>
-            <w:sz w:val="22"/>
-            <w:szCs w:val="24"/>
-          </w:rPr>
-          <w:fldChar w:fldCharType="end"/>
-        </w:r>
-      </w:hyperlink>
-    </w:p>
-    <w:p>
-      <w:pPr>
-        <w:pStyle w:val="TOC1"/>
-        <w:tabs>
-          <w:tab w:val="right" w:leader="dot" w:pos="9307"/>
-        </w:tabs>
-        <w:rPr>
-          <w:b/>
-          <w:bCs/>
-          <w:noProof/>
-          <w:sz w:val="22"/>
-          <w:szCs w:val="24"/>
-        </w:rPr>
-      </w:pPr>
-      <w:hyperlink w:anchor="_Toc232960753" w:history="1">
-        <w:r>
-          <w:rPr>
-            <w:rStyle w:val="Hyperlink"/>
-            <w:b/>
-            <w:bCs/>
-            <w:noProof/>
-            <w:sz w:val="22"/>
-            <w:szCs w:val="24"/>
-          </w:rPr>
-          <w:t>2. Problem Statement</w:t>
-        </w:r>
-        <w:r>
-          <w:rPr>
-            <w:b/>
-            <w:bCs/>
-            <w:noProof/>
-            <w:webHidden/>
-            <w:sz w:val="22"/>
-            <w:szCs w:val="24"/>
-          </w:rPr>
-          <w:tab/>
-        </w:r>
-        <w:r>
-          <w:rPr>
-            <w:b/>
-            <w:bCs/>
-            <w:noProof/>
-            <w:webHidden/>
-            <w:sz w:val="22"/>
-            <w:szCs w:val="24"/>
-          </w:rPr>
-          <w:fldChar w:fldCharType="begin"/>
-        </w:r>
-        <w:r>
-          <w:rPr>
-            <w:b/>
-            <w:bCs/>
-            <w:noProof/>
-            <w:webHidden/>
-            <w:sz w:val="22"/>
-            <w:szCs w:val="24"/>
-          </w:rPr>
-          <w:instrText xml:space="preserve"> PAGEREF _Toc232960753 \h </w:instrText>
-        </w:r>
-        <w:r>
-          <w:rPr>
-            <w:b/>
-            <w:bCs/>
-            <w:noProof/>
-            <w:webHidden/>
-            <w:sz w:val="22"/>
-            <w:szCs w:val="24"/>
-          </w:rPr>
-        </w:r>
-        <w:r>
-          <w:rPr>
-            <w:b/>
-            <w:bCs/>
-            <w:noProof/>
-            <w:webHidden/>
-            <w:sz w:val="22"/>
-            <w:szCs w:val="24"/>
-          </w:rPr>
-          <w:fldChar w:fldCharType="separate"/>
-        </w:r>
-        <w:r>
-          <w:rPr>
-            <w:b/>
-            <w:bCs/>
-            <w:noProof/>
-            <w:webHidden/>
-            <w:sz w:val="22"/>
-            <w:szCs w:val="24"/>
-          </w:rPr>
-          <w:t>3</w:t>
-        </w:r>
-        <w:r>
-          <w:rPr>
-            <w:b/>
-            <w:bCs/>
-            <w:noProof/>
-            <w:webHidden/>
-            <w:sz w:val="22"/>
-            <w:szCs w:val="24"/>
-          </w:rPr>
-          <w:fldChar w:fldCharType="end"/>
-        </w:r>
-      </w:hyperlink>
-    </w:p>
-    <w:p>
-      <w:pPr>
-        <w:pStyle w:val="TOC1"/>
-        <w:tabs>
-          <w:tab w:val="right" w:leader="dot" w:pos="9307"/>
-        </w:tabs>
-        <w:rPr>
-          <w:b/>
-          <w:bCs/>
-          <w:noProof/>
-          <w:sz w:val="22"/>
-          <w:szCs w:val="24"/>
-        </w:rPr>
-      </w:pPr>
-      <w:hyperlink w:anchor="_Toc232960754" w:history="1">
-        <w:r>
-          <w:rPr>
-            <w:rStyle w:val="Hyperlink"/>
-            <w:b/>
-            <w:bCs/>
-            <w:noProof/>
-            <w:sz w:val="22"/>
-            <w:szCs w:val="24"/>
-          </w:rPr>
-          <w:t xml:space="preserve">3. Challenges Involved </w:t>
-        </w:r>
-        <w:r>
-          <w:rPr>
-            <w:rStyle w:val="Hyperlink"/>
-            <w:b/>
-            <w:bCs/>
-            <w:noProof/>
-            <w:sz w:val="22"/>
-            <w:szCs w:val="24"/>
-          </w:rPr>
-          <w:t>-</w:t>
-        </w:r>
-        <w:r>
-          <w:rPr>
-            <w:rStyle w:val="Hyperlink"/>
-            <w:b/>
-            <w:bCs/>
-            <w:noProof/>
-            <w:sz w:val="22"/>
-            <w:szCs w:val="24"/>
-          </w:rPr>
-          <w:t xml:space="preserve"> Why This Is Hard</w:t>
-        </w:r>
-        <w:r>
-          <w:rPr>
-            <w:b/>
-            <w:bCs/>
-            <w:noProof/>
-            <w:webHidden/>
-            <w:sz w:val="22"/>
-            <w:szCs w:val="24"/>
-          </w:rPr>
-          <w:tab/>
-        </w:r>
-        <w:r>
-          <w:rPr>
-            <w:b/>
-            <w:bCs/>
-            <w:noProof/>
-            <w:webHidden/>
-            <w:sz w:val="22"/>
-            <w:szCs w:val="24"/>
-          </w:rPr>
-          <w:fldChar w:fldCharType="begin"/>
-        </w:r>
-        <w:r>
-          <w:rPr>
-            <w:b/>
-            <w:bCs/>
-            <w:noProof/>
-            <w:webHidden/>
-            <w:sz w:val="22"/>
-            <w:szCs w:val="24"/>
-          </w:rPr>
-          <w:instrText xml:space="preserve"> PAGEREF _Toc232960754 \h </w:instrText>
-        </w:r>
-        <w:r>
-          <w:rPr>
-            <w:b/>
-            <w:bCs/>
-            <w:noProof/>
-            <w:webHidden/>
-            <w:sz w:val="22"/>
-            <w:szCs w:val="24"/>
-          </w:rPr>
-        </w:r>
-        <w:r>
-          <w:rPr>
-            <w:b/>
-            <w:bCs/>
-            <w:noProof/>
-            <w:webHidden/>
-            <w:sz w:val="22"/>
-            <w:szCs w:val="24"/>
-          </w:rPr>
-          <w:fldChar w:fldCharType="separate"/>
-        </w:r>
-        <w:r>
-          <w:rPr>
-            <w:b/>
-            <w:bCs/>
-            <w:noProof/>
-            <w:webHidden/>
-            <w:sz w:val="22"/>
-            <w:szCs w:val="24"/>
-          </w:rPr>
-          <w:t>4</w:t>
-        </w:r>
-        <w:r>
-          <w:rPr>
-            <w:b/>
-            <w:bCs/>
-            <w:noProof/>
-            <w:webHidden/>
-            <w:sz w:val="22"/>
-            <w:szCs w:val="24"/>
-          </w:rPr>
-          <w:fldChar w:fldCharType="end"/>
-        </w:r>
-      </w:hyperlink>
-    </w:p>
-    <w:p>
-      <w:pPr>
-        <w:pStyle w:val="TOC1"/>
-        <w:tabs>
-          <w:tab w:val="right" w:leader="dot" w:pos="9307"/>
-        </w:tabs>
-        <w:rPr>
-          <w:b/>
-          <w:bCs/>
-          <w:noProof/>
-          <w:sz w:val="22"/>
-          <w:szCs w:val="24"/>
-        </w:rPr>
-      </w:pPr>
-      <w:hyperlink w:anchor="_Toc232960755" w:history="1">
-        <w:r>
-          <w:rPr>
-            <w:rStyle w:val="Hyperlink"/>
-            <w:b/>
-            <w:bCs/>
-            <w:noProof/>
-            <w:sz w:val="22"/>
-            <w:szCs w:val="24"/>
-          </w:rPr>
-          <w:t>4. Proposed Solution</w:t>
-        </w:r>
-        <w:r>
-          <w:rPr>
-            <w:b/>
-            <w:bCs/>
-            <w:noProof/>
-            <w:webHidden/>
-            <w:sz w:val="22"/>
-            <w:szCs w:val="24"/>
-          </w:rPr>
-          <w:tab/>
-        </w:r>
-        <w:r>
-          <w:rPr>
-            <w:b/>
-            <w:bCs/>
-            <w:noProof/>
-            <w:webHidden/>
-            <w:sz w:val="22"/>
-            <w:szCs w:val="24"/>
-          </w:rPr>
-          <w:fldChar w:fldCharType="begin"/>
-        </w:r>
-        <w:r>
-          <w:rPr>
-            <w:b/>
-            <w:bCs/>
-            <w:noProof/>
-            <w:webHidden/>
-            <w:sz w:val="22"/>
-            <w:szCs w:val="24"/>
-          </w:rPr>
-          <w:instrText xml:space="preserve"> PAGEREF _Toc232960755 \h </w:instrText>
-        </w:r>
-        <w:r>
-          <w:rPr>
-            <w:b/>
-            <w:bCs/>
-            <w:noProof/>
-            <w:webHidden/>
-            <w:sz w:val="22"/>
-            <w:szCs w:val="24"/>
-          </w:rPr>
-        </w:r>
-        <w:r>
-          <w:rPr>
-            <w:b/>
-            <w:bCs/>
-            <w:noProof/>
-            <w:webHidden/>
-            <w:sz w:val="22"/>
-            <w:szCs w:val="24"/>
-          </w:rPr>
-          <w:fldChar w:fldCharType="separate"/>
-        </w:r>
-        <w:r>
-          <w:rPr>
-            <w:b/>
-            <w:bCs/>
-            <w:noProof/>
-            <w:webHidden/>
-            <w:sz w:val="22"/>
-            <w:szCs w:val="24"/>
-          </w:rPr>
-          <w:t>5</w:t>
-        </w:r>
-        <w:r>
-          <w:rPr>
-            <w:b/>
-            <w:bCs/>
-            <w:noProof/>
-            <w:webHidden/>
-            <w:sz w:val="22"/>
-            <w:szCs w:val="24"/>
-          </w:rPr>
-          <w:fldChar w:fldCharType="end"/>
-        </w:r>
-      </w:hyperlink>
-    </w:p>
-    <w:p>
-      <w:pPr>
-        <w:pStyle w:val="TOC1"/>
-        <w:tabs>
-          <w:tab w:val="right" w:leader="dot" w:pos="9307"/>
-        </w:tabs>
-        <w:rPr>
-          <w:b/>
-          <w:bCs/>
-          <w:noProof/>
-          <w:sz w:val="22"/>
-          <w:szCs w:val="24"/>
-        </w:rPr>
-      </w:pPr>
-      <w:hyperlink w:anchor="_Toc232960756" w:history="1">
-        <w:r>
-          <w:rPr>
-            <w:rStyle w:val="Hyperlink"/>
-            <w:b/>
-            <w:bCs/>
-            <w:noProof/>
-            <w:sz w:val="22"/>
-            <w:szCs w:val="24"/>
-          </w:rPr>
-          <w:t>5. Tech Stack</w:t>
-        </w:r>
-        <w:r>
-          <w:rPr>
-            <w:b/>
-            <w:bCs/>
-            <w:noProof/>
-            <w:webHidden/>
-            <w:sz w:val="22"/>
-            <w:szCs w:val="24"/>
-          </w:rPr>
-          <w:tab/>
-        </w:r>
-        <w:r>
-          <w:rPr>
-            <w:b/>
-            <w:bCs/>
-            <w:noProof/>
-            <w:webHidden/>
-            <w:sz w:val="22"/>
-            <w:szCs w:val="24"/>
-          </w:rPr>
-          <w:fldChar w:fldCharType="begin"/>
-        </w:r>
-        <w:r>
-          <w:rPr>
-            <w:b/>
-            <w:bCs/>
-            <w:noProof/>
-            <w:webHidden/>
-            <w:sz w:val="22"/>
-            <w:szCs w:val="24"/>
-          </w:rPr>
-          <w:instrText xml:space="preserve"> PAGEREF _Toc232960756 \h </w:instrText>
-        </w:r>
-        <w:r>
-          <w:rPr>
-            <w:b/>
-            <w:bCs/>
-            <w:noProof/>
-            <w:webHidden/>
-            <w:sz w:val="22"/>
-            <w:szCs w:val="24"/>
-          </w:rPr>
-        </w:r>
-        <w:r>
-          <w:rPr>
-            <w:b/>
-            <w:bCs/>
-            <w:noProof/>
-            <w:webHidden/>
-            <w:sz w:val="22"/>
-            <w:szCs w:val="24"/>
-          </w:rPr>
-          <w:fldChar w:fldCharType="separate"/>
-        </w:r>
-        <w:r>
-          <w:rPr>
-            <w:b/>
-            <w:bCs/>
-            <w:noProof/>
-            <w:webHidden/>
-            <w:sz w:val="22"/>
-            <w:szCs w:val="24"/>
-          </w:rPr>
-          <w:t>6</w:t>
-        </w:r>
-        <w:r>
-          <w:rPr>
-            <w:b/>
-            <w:bCs/>
-            <w:noProof/>
-            <w:webHidden/>
-            <w:sz w:val="22"/>
-            <w:szCs w:val="24"/>
-          </w:rPr>
-          <w:fldChar w:fldCharType="end"/>
-        </w:r>
-      </w:hyperlink>
-    </w:p>
-    <w:p>
-      <w:pPr>
-        <w:pStyle w:val="TOC1"/>
-        <w:tabs>
-          <w:tab w:val="right" w:leader="dot" w:pos="9307"/>
-        </w:tabs>
-        <w:rPr>
-          <w:b/>
-          <w:bCs/>
-          <w:noProof/>
-          <w:sz w:val="22"/>
-          <w:szCs w:val="24"/>
-        </w:rPr>
-      </w:pPr>
-      <w:hyperlink w:anchor="_Toc232960757" w:history="1">
-        <w:r>
-          <w:rPr>
-            <w:rStyle w:val="Hyperlink"/>
-            <w:b/>
-            <w:bCs/>
-            <w:noProof/>
-            <w:sz w:val="22"/>
-            <w:szCs w:val="24"/>
-          </w:rPr>
-          <w:t>6. Architecture</w:t>
-        </w:r>
-        <w:r>
-          <w:rPr>
-            <w:b/>
-            <w:bCs/>
-            <w:noProof/>
-            <w:webHidden/>
-            <w:sz w:val="22"/>
-            <w:szCs w:val="24"/>
-          </w:rPr>
-          <w:tab/>
-        </w:r>
-        <w:r>
-          <w:rPr>
-            <w:b/>
-            <w:bCs/>
-            <w:noProof/>
-            <w:webHidden/>
-            <w:sz w:val="22"/>
-            <w:szCs w:val="24"/>
-          </w:rPr>
-          <w:fldChar w:fldCharType="begin"/>
-        </w:r>
-        <w:r>
-          <w:rPr>
-            <w:b/>
-            <w:bCs/>
-            <w:noProof/>
-            <w:webHidden/>
-            <w:sz w:val="22"/>
-            <w:szCs w:val="24"/>
-          </w:rPr>
-          <w:instrText xml:space="preserve"> PAGEREF _Toc232960757 \h </w:instrText>
-        </w:r>
-        <w:r>
-          <w:rPr>
-            <w:b/>
-            <w:bCs/>
-            <w:noProof/>
-            <w:webHidden/>
-            <w:sz w:val="22"/>
-            <w:szCs w:val="24"/>
-          </w:rPr>
-        </w:r>
-        <w:r>
-          <w:rPr>
-            <w:b/>
-            <w:bCs/>
-            <w:noProof/>
-            <w:webHidden/>
-            <w:sz w:val="22"/>
-            <w:szCs w:val="24"/>
-          </w:rPr>
-          <w:fldChar w:fldCharType="separate"/>
-        </w:r>
-        <w:r>
-          <w:rPr>
-            <w:b/>
-            <w:bCs/>
-            <w:noProof/>
-            <w:webHidden/>
-            <w:sz w:val="22"/>
-            <w:szCs w:val="24"/>
-          </w:rPr>
-          <w:t>7</w:t>
-        </w:r>
-        <w:r>
-          <w:rPr>
-            <w:b/>
-            <w:bCs/>
-            <w:noProof/>
-            <w:webHidden/>
-            <w:sz w:val="22"/>
-            <w:szCs w:val="24"/>
-          </w:rPr>
-          <w:fldChar w:fldCharType="end"/>
-        </w:r>
-      </w:hyperlink>
-    </w:p>
-    <w:p>
-      <w:pPr>
-        <w:pStyle w:val="TOC2"/>
-        <w:tabs>
-          <w:tab w:val="right" w:leader="dot" w:pos="9307"/>
-        </w:tabs>
-        <w:rPr>
-          <w:b/>
-          <w:bCs/>
-          <w:noProof/>
-          <w:sz w:val="22"/>
-          <w:szCs w:val="24"/>
-        </w:rPr>
-      </w:pPr>
-      <w:hyperlink w:anchor="_Toc232960758" w:history="1">
-        <w:r>
-          <w:rPr>
-            <w:rStyle w:val="Hyperlink"/>
-            <w:b/>
-            <w:bCs/>
-            <w:noProof/>
-            <w:sz w:val="22"/>
-            <w:szCs w:val="24"/>
-          </w:rPr>
-          <w:t>The four differentiators</w:t>
-        </w:r>
-        <w:r>
-          <w:rPr>
-            <w:b/>
-            <w:bCs/>
-            <w:noProof/>
-            <w:webHidden/>
-            <w:sz w:val="22"/>
-            <w:szCs w:val="24"/>
-          </w:rPr>
-          <w:tab/>
-        </w:r>
-        <w:r>
-          <w:rPr>
-            <w:b/>
-            <w:bCs/>
-            <w:noProof/>
-            <w:webHidden/>
-            <w:sz w:val="22"/>
-            <w:szCs w:val="24"/>
-          </w:rPr>
-          <w:fldChar w:fldCharType="begin"/>
-        </w:r>
-        <w:r>
-          <w:rPr>
-            <w:b/>
-            <w:bCs/>
-            <w:noProof/>
-            <w:webHidden/>
-            <w:sz w:val="22"/>
-            <w:szCs w:val="24"/>
-          </w:rPr>
-          <w:instrText xml:space="preserve"> PAGEREF _Toc232960758 \h </w:instrText>
-        </w:r>
-        <w:r>
-          <w:rPr>
-            <w:b/>
-            <w:bCs/>
-            <w:noProof/>
-            <w:webHidden/>
-            <w:sz w:val="22"/>
-            <w:szCs w:val="24"/>
-          </w:rPr>
-        </w:r>
-        <w:r>
-          <w:rPr>
-            <w:b/>
-            <w:bCs/>
-            <w:noProof/>
-            <w:webHidden/>
-            <w:sz w:val="22"/>
-            <w:szCs w:val="24"/>
-          </w:rPr>
-          <w:fldChar w:fldCharType="separate"/>
-        </w:r>
-        <w:r>
-          <w:rPr>
-            <w:b/>
-            <w:bCs/>
-            <w:noProof/>
-            <w:webHidden/>
-            <w:sz w:val="22"/>
-            <w:szCs w:val="24"/>
-          </w:rPr>
-          <w:t>7</w:t>
-        </w:r>
-        <w:r>
-          <w:rPr>
-            <w:b/>
-            <w:bCs/>
-            <w:noProof/>
-            <w:webHidden/>
-            <w:sz w:val="22"/>
-            <w:szCs w:val="24"/>
-          </w:rPr>
-          <w:fldChar w:fldCharType="end"/>
-        </w:r>
-      </w:hyperlink>
-    </w:p>
-    <w:p>
-      <w:pPr>
-        <w:pStyle w:val="TOC2"/>
-        <w:tabs>
-          <w:tab w:val="right" w:leader="dot" w:pos="9307"/>
-        </w:tabs>
-        <w:rPr>
-          <w:b/>
-          <w:bCs/>
-          <w:noProof/>
-          <w:sz w:val="22"/>
-          <w:szCs w:val="24"/>
-        </w:rPr>
-      </w:pPr>
-      <w:hyperlink w:anchor="_Toc232960759" w:history="1">
-        <w:r>
-          <w:rPr>
-            <w:rStyle w:val="Hyperlink"/>
-            <w:b/>
-            <w:bCs/>
-            <w:noProof/>
-            <w:sz w:val="22"/>
-            <w:szCs w:val="24"/>
-          </w:rPr>
-          <w:t xml:space="preserve">The critical ordering catch </w:t>
-        </w:r>
-        <w:r>
-          <w:rPr>
-            <w:rStyle w:val="Hyperlink"/>
-            <w:b/>
-            <w:bCs/>
-            <w:noProof/>
-            <w:sz w:val="22"/>
-            <w:szCs w:val="24"/>
-          </w:rPr>
-          <w:t>-</w:t>
-        </w:r>
-        <w:r>
-          <w:rPr>
-            <w:rStyle w:val="Hyperlink"/>
-            <w:b/>
-            <w:bCs/>
-            <w:noProof/>
-            <w:sz w:val="22"/>
-            <w:szCs w:val="24"/>
-          </w:rPr>
-          <w:t xml:space="preserve"> score after clustering</w:t>
-        </w:r>
-        <w:r>
-          <w:rPr>
-            <w:b/>
-            <w:bCs/>
-            <w:noProof/>
-            <w:webHidden/>
-            <w:sz w:val="22"/>
-            <w:szCs w:val="24"/>
-          </w:rPr>
-          <w:tab/>
-        </w:r>
-        <w:r>
-          <w:rPr>
-            <w:b/>
-            <w:bCs/>
-            <w:noProof/>
-            <w:webHidden/>
-            <w:sz w:val="22"/>
-            <w:szCs w:val="24"/>
-          </w:rPr>
-          <w:fldChar w:fldCharType="begin"/>
-        </w:r>
-        <w:r>
-          <w:rPr>
-            <w:b/>
-            <w:bCs/>
-            <w:noProof/>
-            <w:webHidden/>
-            <w:sz w:val="22"/>
-            <w:szCs w:val="24"/>
-          </w:rPr>
-          <w:instrText xml:space="preserve"> PAGEREF _Toc232960759 \h </w:instrText>
-        </w:r>
-        <w:r>
-          <w:rPr>
-            <w:b/>
-            <w:bCs/>
-            <w:noProof/>
-            <w:webHidden/>
-            <w:sz w:val="22"/>
-            <w:szCs w:val="24"/>
-          </w:rPr>
-        </w:r>
-        <w:r>
-          <w:rPr>
-            <w:b/>
-            <w:bCs/>
-            <w:noProof/>
-            <w:webHidden/>
-            <w:sz w:val="22"/>
-            <w:szCs w:val="24"/>
-          </w:rPr>
-          <w:fldChar w:fldCharType="separate"/>
-        </w:r>
-        <w:r>
-          <w:rPr>
-            <w:b/>
-            <w:bCs/>
-            <w:noProof/>
-            <w:webHidden/>
-            <w:sz w:val="22"/>
-            <w:szCs w:val="24"/>
-          </w:rPr>
-          <w:t>8</w:t>
-        </w:r>
-        <w:r>
-          <w:rPr>
-            <w:b/>
-            <w:bCs/>
-            <w:noProof/>
-            <w:webHidden/>
-            <w:sz w:val="22"/>
-            <w:szCs w:val="24"/>
-          </w:rPr>
-          <w:fldChar w:fldCharType="end"/>
-        </w:r>
-      </w:hyperlink>
-    </w:p>
-    <w:p>
-      <w:pPr>
-        <w:pStyle w:val="TOC1"/>
-        <w:tabs>
-          <w:tab w:val="right" w:leader="dot" w:pos="9307"/>
-        </w:tabs>
-        <w:rPr>
-          <w:b/>
-          <w:bCs/>
-          <w:noProof/>
-          <w:sz w:val="22"/>
-          <w:szCs w:val="24"/>
-        </w:rPr>
-      </w:pPr>
-      <w:hyperlink w:anchor="_Toc232960760" w:history="1">
-        <w:r>
-          <w:rPr>
-            <w:rStyle w:val="Hyperlink"/>
-            <w:b/>
-            <w:bCs/>
-            <w:noProof/>
-            <w:sz w:val="22"/>
-            <w:szCs w:val="24"/>
-          </w:rPr>
-          <w:t xml:space="preserve">7. The Modules </w:t>
-        </w:r>
-        <w:r>
-          <w:rPr>
-            <w:rStyle w:val="Hyperlink"/>
-            <w:b/>
-            <w:bCs/>
-            <w:noProof/>
-            <w:sz w:val="22"/>
-            <w:szCs w:val="24"/>
-          </w:rPr>
-          <w:t>-</w:t>
-        </w:r>
-        <w:r>
-          <w:rPr>
-            <w:rStyle w:val="Hyperlink"/>
-            <w:b/>
-            <w:bCs/>
-            <w:noProof/>
-            <w:sz w:val="22"/>
-            <w:szCs w:val="24"/>
-          </w:rPr>
-          <w:t xml:space="preserve"> Stage by Stage</w:t>
-        </w:r>
-        <w:r>
-          <w:rPr>
-            <w:b/>
-            <w:bCs/>
-            <w:noProof/>
-            <w:webHidden/>
-            <w:sz w:val="22"/>
-            <w:szCs w:val="24"/>
-          </w:rPr>
-          <w:tab/>
-        </w:r>
-        <w:r>
-          <w:rPr>
-            <w:b/>
-            <w:bCs/>
-            <w:noProof/>
-            <w:webHidden/>
-            <w:sz w:val="22"/>
-            <w:szCs w:val="24"/>
-          </w:rPr>
-          <w:fldChar w:fldCharType="begin"/>
-        </w:r>
-        <w:r>
-          <w:rPr>
-            <w:b/>
-            <w:bCs/>
-            <w:noProof/>
-            <w:webHidden/>
-            <w:sz w:val="22"/>
-            <w:szCs w:val="24"/>
-          </w:rPr>
-          <w:instrText xml:space="preserve"> PAGEREF _Toc232960760 \h </w:instrText>
-        </w:r>
-        <w:r>
-          <w:rPr>
-            <w:b/>
-            <w:bCs/>
-            <w:noProof/>
-            <w:webHidden/>
-            <w:sz w:val="22"/>
-            <w:szCs w:val="24"/>
-          </w:rPr>
-        </w:r>
-        <w:r>
-          <w:rPr>
-            <w:b/>
-            <w:bCs/>
-            <w:noProof/>
-            <w:webHidden/>
-            <w:sz w:val="22"/>
-            <w:szCs w:val="24"/>
-          </w:rPr>
-          <w:fldChar w:fldCharType="separate"/>
-        </w:r>
-        <w:r>
-          <w:rPr>
-            <w:b/>
-            <w:bCs/>
-            <w:noProof/>
-            <w:webHidden/>
-            <w:sz w:val="22"/>
-            <w:szCs w:val="24"/>
-          </w:rPr>
-          <w:t>8</w:t>
-        </w:r>
-        <w:r>
-          <w:rPr>
-            <w:b/>
-            <w:bCs/>
-            <w:noProof/>
-            <w:webHidden/>
-            <w:sz w:val="22"/>
-            <w:szCs w:val="24"/>
-          </w:rPr>
-          <w:fldChar w:fldCharType="end"/>
-        </w:r>
-      </w:hyperlink>
-    </w:p>
-    <w:p>
-      <w:pPr>
-        <w:pStyle w:val="TOC2"/>
-        <w:tabs>
-          <w:tab w:val="right" w:leader="dot" w:pos="9307"/>
-        </w:tabs>
-        <w:rPr>
-          <w:b/>
-          <w:bCs/>
-          <w:noProof/>
-          <w:sz w:val="22"/>
-          <w:szCs w:val="24"/>
-        </w:rPr>
-      </w:pPr>
-      <w:hyperlink w:anchor="_Toc232960761" w:history="1">
-        <w:r>
-          <w:rPr>
-            <w:rStyle w:val="Hyperlink"/>
-            <w:b/>
-            <w:bCs/>
-            <w:noProof/>
-            <w:sz w:val="22"/>
-            <w:szCs w:val="24"/>
-          </w:rPr>
-          <w:t xml:space="preserve">7.1 Data Simulation </w:t>
-        </w:r>
-        <w:r>
-          <w:rPr>
-            <w:rStyle w:val="Hyperlink"/>
-            <w:b/>
-            <w:bCs/>
-            <w:noProof/>
-            <w:sz w:val="22"/>
-            <w:szCs w:val="24"/>
-          </w:rPr>
-          <w:t>-</w:t>
-        </w:r>
-        <w:r>
-          <w:rPr>
-            <w:rStyle w:val="Hyperlink"/>
-            <w:b/>
-            <w:bCs/>
-            <w:noProof/>
-            <w:sz w:val="22"/>
-            <w:szCs w:val="24"/>
-          </w:rPr>
-          <w:t xml:space="preserve"> modules/data_simulation</w:t>
-        </w:r>
-        <w:r>
-          <w:rPr>
-            <w:b/>
-            <w:bCs/>
-            <w:noProof/>
-            <w:webHidden/>
-            <w:sz w:val="22"/>
-            <w:szCs w:val="24"/>
-          </w:rPr>
-          <w:tab/>
-        </w:r>
-        <w:r>
-          <w:rPr>
-            <w:b/>
-            <w:bCs/>
-            <w:noProof/>
-            <w:webHidden/>
-            <w:sz w:val="22"/>
-            <w:szCs w:val="24"/>
-          </w:rPr>
-          <w:fldChar w:fldCharType="begin"/>
-        </w:r>
-        <w:r>
-          <w:rPr>
-            <w:b/>
-            <w:bCs/>
-            <w:noProof/>
-            <w:webHidden/>
-            <w:sz w:val="22"/>
-            <w:szCs w:val="24"/>
-          </w:rPr>
-          <w:instrText xml:space="preserve"> PAGEREF _Toc232960761 \h </w:instrText>
-        </w:r>
-        <w:r>
-          <w:rPr>
-            <w:b/>
-            <w:bCs/>
-            <w:noProof/>
-            <w:webHidden/>
-            <w:sz w:val="22"/>
-            <w:szCs w:val="24"/>
-          </w:rPr>
-        </w:r>
-        <w:r>
-          <w:rPr>
-            <w:b/>
-            <w:bCs/>
-            <w:noProof/>
-            <w:webHidden/>
-            <w:sz w:val="22"/>
-            <w:szCs w:val="24"/>
-          </w:rPr>
-          <w:fldChar w:fldCharType="separate"/>
-        </w:r>
-        <w:r>
-          <w:rPr>
-            <w:b/>
-            <w:bCs/>
-            <w:noProof/>
-            <w:webHidden/>
-            <w:sz w:val="22"/>
-            <w:szCs w:val="24"/>
-          </w:rPr>
-          <w:t>8</w:t>
-        </w:r>
-        <w:r>
-          <w:rPr>
-            <w:b/>
-            <w:bCs/>
-            <w:noProof/>
-            <w:webHidden/>
-            <w:sz w:val="22"/>
-            <w:szCs w:val="24"/>
-          </w:rPr>
-          <w:fldChar w:fldCharType="end"/>
-        </w:r>
-      </w:hyperlink>
-    </w:p>
-    <w:p>
-      <w:pPr>
-        <w:pStyle w:val="TOC2"/>
-        <w:tabs>
-          <w:tab w:val="right" w:leader="dot" w:pos="9307"/>
-        </w:tabs>
-        <w:rPr>
-          <w:b/>
-          <w:bCs/>
-          <w:noProof/>
-          <w:sz w:val="22"/>
-          <w:szCs w:val="24"/>
-        </w:rPr>
-      </w:pPr>
-      <w:hyperlink w:anchor="_Toc232960762" w:history="1">
-        <w:r>
-          <w:rPr>
-            <w:rStyle w:val="Hyperlink"/>
-            <w:b/>
-            <w:bCs/>
-            <w:noProof/>
-            <w:sz w:val="22"/>
-            <w:szCs w:val="24"/>
-          </w:rPr>
-          <w:t xml:space="preserve">7.2 Ingest &amp; Enrich + Ephemeral Classifier </w:t>
-        </w:r>
-        <w:r>
-          <w:rPr>
-            <w:rStyle w:val="Hyperlink"/>
-            <w:b/>
-            <w:bCs/>
-            <w:noProof/>
-            <w:sz w:val="22"/>
-            <w:szCs w:val="24"/>
-          </w:rPr>
-          <w:t>-</w:t>
-        </w:r>
-        <w:r>
-          <w:rPr>
-            <w:rStyle w:val="Hyperlink"/>
-            <w:b/>
-            <w:bCs/>
-            <w:noProof/>
-            <w:sz w:val="22"/>
-            <w:szCs w:val="24"/>
-          </w:rPr>
-          <w:t xml:space="preserve"> modules/ingest_enrich</w:t>
-        </w:r>
-        <w:r>
-          <w:rPr>
-            <w:b/>
-            <w:bCs/>
-            <w:noProof/>
-            <w:webHidden/>
-            <w:sz w:val="22"/>
-            <w:szCs w:val="24"/>
-          </w:rPr>
-          <w:tab/>
-        </w:r>
-        <w:r>
-          <w:rPr>
-            <w:b/>
-            <w:bCs/>
-            <w:noProof/>
-            <w:webHidden/>
-            <w:sz w:val="22"/>
-            <w:szCs w:val="24"/>
-          </w:rPr>
-          <w:fldChar w:fldCharType="begin"/>
-        </w:r>
-        <w:r>
-          <w:rPr>
-            <w:b/>
-            <w:bCs/>
-            <w:noProof/>
-            <w:webHidden/>
-            <w:sz w:val="22"/>
-            <w:szCs w:val="24"/>
-          </w:rPr>
-          <w:instrText xml:space="preserve"> PAGEREF _Toc232960762 \h </w:instrText>
-        </w:r>
-        <w:r>
-          <w:rPr>
-            <w:b/>
-            <w:bCs/>
-            <w:noProof/>
-            <w:webHidden/>
-            <w:sz w:val="22"/>
-            <w:szCs w:val="24"/>
-          </w:rPr>
-        </w:r>
-        <w:r>
-          <w:rPr>
-            <w:b/>
-            <w:bCs/>
-            <w:noProof/>
-            <w:webHidden/>
-            <w:sz w:val="22"/>
-            <w:szCs w:val="24"/>
-          </w:rPr>
-          <w:fldChar w:fldCharType="separate"/>
-        </w:r>
-        <w:r>
-          <w:rPr>
-            <w:b/>
-            <w:bCs/>
-            <w:noProof/>
-            <w:webHidden/>
-            <w:sz w:val="22"/>
-            <w:szCs w:val="24"/>
-          </w:rPr>
-          <w:t>9</w:t>
-        </w:r>
-        <w:r>
-          <w:rPr>
-            <w:b/>
-            <w:bCs/>
-            <w:noProof/>
-            <w:webHidden/>
-            <w:sz w:val="22"/>
-            <w:szCs w:val="24"/>
-          </w:rPr>
-          <w:fldChar w:fldCharType="end"/>
-        </w:r>
-      </w:hyperlink>
-    </w:p>
-    <w:p>
-      <w:pPr>
-        <w:pStyle w:val="TOC2"/>
-        <w:tabs>
-          <w:tab w:val="right" w:leader="dot" w:pos="9307"/>
-        </w:tabs>
-        <w:rPr>
-          <w:b/>
-          <w:bCs/>
-          <w:noProof/>
-          <w:sz w:val="22"/>
-          <w:szCs w:val="24"/>
-        </w:rPr>
-      </w:pPr>
-      <w:hyperlink w:anchor="_Toc232960763" w:history="1">
-        <w:r>
-          <w:rPr>
-            <w:rStyle w:val="Hyperlink"/>
-            <w:b/>
-            <w:bCs/>
-            <w:noProof/>
-            <w:sz w:val="22"/>
-            <w:szCs w:val="24"/>
-          </w:rPr>
-          <w:t xml:space="preserve">7.3 Detection </w:t>
-        </w:r>
-        <w:r>
-          <w:rPr>
-            <w:rStyle w:val="Hyperlink"/>
-            <w:b/>
-            <w:bCs/>
-            <w:noProof/>
-            <w:sz w:val="22"/>
-            <w:szCs w:val="24"/>
-          </w:rPr>
-          <w:t>-</w:t>
-        </w:r>
-        <w:r>
-          <w:rPr>
-            <w:rStyle w:val="Hyperlink"/>
-            <w:b/>
-            <w:bCs/>
-            <w:noProof/>
-            <w:sz w:val="22"/>
-            <w:szCs w:val="24"/>
-          </w:rPr>
-          <w:t xml:space="preserve"> modules/detection</w:t>
-        </w:r>
-        <w:r>
-          <w:rPr>
-            <w:b/>
-            <w:bCs/>
-            <w:noProof/>
-            <w:webHidden/>
-            <w:sz w:val="22"/>
-            <w:szCs w:val="24"/>
-          </w:rPr>
-          <w:tab/>
-        </w:r>
-        <w:r>
-          <w:rPr>
-            <w:b/>
-            <w:bCs/>
-            <w:noProof/>
-            <w:webHidden/>
-            <w:sz w:val="22"/>
-            <w:szCs w:val="24"/>
-          </w:rPr>
-          <w:fldChar w:fldCharType="begin"/>
-        </w:r>
-        <w:r>
-          <w:rPr>
-            <w:b/>
-            <w:bCs/>
-            <w:noProof/>
-            <w:webHidden/>
-            <w:sz w:val="22"/>
-            <w:szCs w:val="24"/>
-          </w:rPr>
-          <w:instrText xml:space="preserve"> PAGEREF _Toc232960763 \h </w:instrText>
-        </w:r>
-        <w:r>
-          <w:rPr>
-            <w:b/>
-            <w:bCs/>
-            <w:noProof/>
-            <w:webHidden/>
-            <w:sz w:val="22"/>
-            <w:szCs w:val="24"/>
-          </w:rPr>
-        </w:r>
-        <w:r>
-          <w:rPr>
-            <w:b/>
-            <w:bCs/>
-            <w:noProof/>
-            <w:webHidden/>
-            <w:sz w:val="22"/>
-            <w:szCs w:val="24"/>
-          </w:rPr>
-          <w:fldChar w:fldCharType="separate"/>
-        </w:r>
-        <w:r>
-          <w:rPr>
-            <w:b/>
-            <w:bCs/>
-            <w:noProof/>
-            <w:webHidden/>
-            <w:sz w:val="22"/>
-            <w:szCs w:val="24"/>
-          </w:rPr>
-          <w:t>10</w:t>
-        </w:r>
-        <w:r>
-          <w:rPr>
-            <w:b/>
-            <w:bCs/>
-            <w:noProof/>
-            <w:webHidden/>
-            <w:sz w:val="22"/>
-            <w:szCs w:val="24"/>
-          </w:rPr>
-          <w:fldChar w:fldCharType="end"/>
-        </w:r>
-      </w:hyperlink>
-    </w:p>
-    <w:p>
-      <w:pPr>
-        <w:pStyle w:val="TOC2"/>
-        <w:tabs>
-          <w:tab w:val="right" w:leader="dot" w:pos="9307"/>
-        </w:tabs>
-        <w:rPr>
-          <w:b/>
-          <w:bCs/>
-          <w:noProof/>
-          <w:sz w:val="22"/>
-          <w:szCs w:val="24"/>
-        </w:rPr>
-      </w:pPr>
-      <w:hyperlink w:anchor="_Toc232960764" w:history="1">
-        <w:r>
-          <w:rPr>
-            <w:rStyle w:val="Hyperlink"/>
-            <w:b/>
-            <w:bCs/>
-            <w:noProof/>
-            <w:sz w:val="22"/>
-            <w:szCs w:val="24"/>
-          </w:rPr>
-          <w:t xml:space="preserve">7.4 Correlation </w:t>
-        </w:r>
-        <w:r>
-          <w:rPr>
-            <w:rStyle w:val="Hyperlink"/>
-            <w:b/>
-            <w:bCs/>
-            <w:noProof/>
-            <w:sz w:val="22"/>
-            <w:szCs w:val="24"/>
-          </w:rPr>
-          <w:t>-</w:t>
-        </w:r>
-        <w:r>
-          <w:rPr>
-            <w:rStyle w:val="Hyperlink"/>
-            <w:b/>
-            <w:bCs/>
-            <w:noProof/>
-            <w:sz w:val="22"/>
-            <w:szCs w:val="24"/>
-          </w:rPr>
-          <w:t xml:space="preserve"> modules/correlation</w:t>
-        </w:r>
-        <w:r>
-          <w:rPr>
-            <w:b/>
-            <w:bCs/>
-            <w:noProof/>
-            <w:webHidden/>
-            <w:sz w:val="22"/>
-            <w:szCs w:val="24"/>
-          </w:rPr>
-          <w:tab/>
-        </w:r>
-        <w:r>
-          <w:rPr>
-            <w:b/>
-            <w:bCs/>
-            <w:noProof/>
-            <w:webHidden/>
-            <w:sz w:val="22"/>
-            <w:szCs w:val="24"/>
-          </w:rPr>
-          <w:fldChar w:fldCharType="begin"/>
-        </w:r>
-        <w:r>
-          <w:rPr>
-            <w:b/>
-            <w:bCs/>
-            <w:noProof/>
-            <w:webHidden/>
-            <w:sz w:val="22"/>
-            <w:szCs w:val="24"/>
-          </w:rPr>
-          <w:instrText xml:space="preserve"> PAGEREF _Toc232960764 \h </w:instrText>
-        </w:r>
-        <w:r>
-          <w:rPr>
-            <w:b/>
-            <w:bCs/>
-            <w:noProof/>
-            <w:webHidden/>
-            <w:sz w:val="22"/>
-            <w:szCs w:val="24"/>
-          </w:rPr>
-        </w:r>
-        <w:r>
-          <w:rPr>
-            <w:b/>
-            <w:bCs/>
-            <w:noProof/>
-            <w:webHidden/>
-            <w:sz w:val="22"/>
-            <w:szCs w:val="24"/>
-          </w:rPr>
-          <w:fldChar w:fldCharType="separate"/>
-        </w:r>
-        <w:r>
-          <w:rPr>
-            <w:b/>
-            <w:bCs/>
-            <w:noProof/>
-            <w:webHidden/>
-            <w:sz w:val="22"/>
-            <w:szCs w:val="24"/>
-          </w:rPr>
-          <w:t>11</w:t>
-        </w:r>
-        <w:r>
-          <w:rPr>
-            <w:b/>
-            <w:bCs/>
-            <w:noProof/>
-            <w:webHidden/>
-            <w:sz w:val="22"/>
-            <w:szCs w:val="24"/>
-          </w:rPr>
-          <w:fldChar w:fldCharType="end"/>
-        </w:r>
-      </w:hyperlink>
-    </w:p>
-    <w:p>
-      <w:pPr>
-        <w:pStyle w:val="TOC2"/>
-        <w:tabs>
-          <w:tab w:val="right" w:leader="dot" w:pos="9307"/>
-        </w:tabs>
-        <w:rPr>
-          <w:b/>
-          <w:bCs/>
-          <w:noProof/>
-          <w:sz w:val="22"/>
-          <w:szCs w:val="24"/>
-        </w:rPr>
-      </w:pPr>
-      <w:hyperlink w:anchor="_Toc232960765" w:history="1">
-        <w:r>
-          <w:rPr>
-            <w:rStyle w:val="Hyperlink"/>
-            <w:b/>
-            <w:bCs/>
-            <w:noProof/>
-            <w:sz w:val="22"/>
-            <w:szCs w:val="24"/>
-          </w:rPr>
-          <w:t xml:space="preserve">7.5 Risk Fusion </w:t>
-        </w:r>
-        <w:r>
-          <w:rPr>
-            <w:rStyle w:val="Hyperlink"/>
-            <w:b/>
-            <w:bCs/>
-            <w:noProof/>
-            <w:sz w:val="22"/>
-            <w:szCs w:val="24"/>
-          </w:rPr>
-          <w:t>-</w:t>
-        </w:r>
-        <w:r>
-          <w:rPr>
-            <w:rStyle w:val="Hyperlink"/>
-            <w:b/>
-            <w:bCs/>
-            <w:noProof/>
-            <w:sz w:val="22"/>
-            <w:szCs w:val="24"/>
-          </w:rPr>
-          <w:t xml:space="preserve"> modules/risk_fusion</w:t>
-        </w:r>
-        <w:r>
-          <w:rPr>
-            <w:b/>
-            <w:bCs/>
-            <w:noProof/>
-            <w:webHidden/>
-            <w:sz w:val="22"/>
-            <w:szCs w:val="24"/>
-          </w:rPr>
-          <w:tab/>
-        </w:r>
-        <w:r>
-          <w:rPr>
-            <w:b/>
-            <w:bCs/>
-            <w:noProof/>
-            <w:webHidden/>
-            <w:sz w:val="22"/>
-            <w:szCs w:val="24"/>
-          </w:rPr>
-          <w:fldChar w:fldCharType="begin"/>
-        </w:r>
-        <w:r>
-          <w:rPr>
-            <w:b/>
-            <w:bCs/>
-            <w:noProof/>
-            <w:webHidden/>
-            <w:sz w:val="22"/>
-            <w:szCs w:val="24"/>
-          </w:rPr>
-          <w:instrText xml:space="preserve"> PAGEREF _Toc232960765 \h </w:instrText>
-        </w:r>
-        <w:r>
-          <w:rPr>
-            <w:b/>
-            <w:bCs/>
-            <w:noProof/>
-            <w:webHidden/>
-            <w:sz w:val="22"/>
-            <w:szCs w:val="24"/>
-          </w:rPr>
-        </w:r>
-        <w:r>
-          <w:rPr>
-            <w:b/>
-            <w:bCs/>
-            <w:noProof/>
-            <w:webHidden/>
-            <w:sz w:val="22"/>
-            <w:szCs w:val="24"/>
-          </w:rPr>
-          <w:fldChar w:fldCharType="separate"/>
-        </w:r>
-        <w:r>
-          <w:rPr>
-            <w:b/>
-            <w:bCs/>
-            <w:noProof/>
-            <w:webHidden/>
-            <w:sz w:val="22"/>
-            <w:szCs w:val="24"/>
-          </w:rPr>
-          <w:t>12</w:t>
-        </w:r>
-        <w:r>
-          <w:rPr>
-            <w:b/>
-            <w:bCs/>
-            <w:noProof/>
-            <w:webHidden/>
-            <w:sz w:val="22"/>
-            <w:szCs w:val="24"/>
-          </w:rPr>
-          <w:fldChar w:fldCharType="end"/>
-        </w:r>
-      </w:hyperlink>
-    </w:p>
-    <w:p>
-      <w:pPr>
-        <w:pStyle w:val="TOC2"/>
-        <w:tabs>
-          <w:tab w:val="right" w:leader="dot" w:pos="9307"/>
-        </w:tabs>
-        <w:rPr>
-          <w:b/>
-          <w:bCs/>
-          <w:noProof/>
-          <w:sz w:val="22"/>
-          <w:szCs w:val="24"/>
-        </w:rPr>
-      </w:pPr>
-      <w:hyperlink w:anchor="_Toc232960766" w:history="1">
-        <w:r>
-          <w:rPr>
-            <w:rStyle w:val="Hyperlink"/>
-            <w:b/>
-            <w:bCs/>
-            <w:noProof/>
-            <w:sz w:val="22"/>
-            <w:szCs w:val="24"/>
-          </w:rPr>
-          <w:t xml:space="preserve">7.6 LLM Triage </w:t>
-        </w:r>
-        <w:r>
-          <w:rPr>
-            <w:rStyle w:val="Hyperlink"/>
-            <w:b/>
-            <w:bCs/>
-            <w:noProof/>
-            <w:sz w:val="22"/>
-            <w:szCs w:val="24"/>
-          </w:rPr>
-          <w:t>-</w:t>
-        </w:r>
-        <w:r>
-          <w:rPr>
-            <w:rStyle w:val="Hyperlink"/>
-            <w:b/>
-            <w:bCs/>
-            <w:noProof/>
-            <w:sz w:val="22"/>
-            <w:szCs w:val="24"/>
-          </w:rPr>
-          <w:t xml:space="preserve"> modules/llm_triage</w:t>
-        </w:r>
-        <w:r>
-          <w:rPr>
-            <w:b/>
-            <w:bCs/>
-            <w:noProof/>
-            <w:webHidden/>
-            <w:sz w:val="22"/>
-            <w:szCs w:val="24"/>
-          </w:rPr>
-          <w:tab/>
-        </w:r>
-        <w:r>
-          <w:rPr>
-            <w:b/>
-            <w:bCs/>
-            <w:noProof/>
-            <w:webHidden/>
-            <w:sz w:val="22"/>
-            <w:szCs w:val="24"/>
-          </w:rPr>
-          <w:fldChar w:fldCharType="begin"/>
-        </w:r>
-        <w:r>
-          <w:rPr>
-            <w:b/>
-            <w:bCs/>
-            <w:noProof/>
-            <w:webHidden/>
-            <w:sz w:val="22"/>
-            <w:szCs w:val="24"/>
-          </w:rPr>
-          <w:instrText xml:space="preserve"> PAGEREF _Toc232960766 \h </w:instrText>
-        </w:r>
-        <w:r>
-          <w:rPr>
-            <w:b/>
-            <w:bCs/>
-            <w:noProof/>
-            <w:webHidden/>
-            <w:sz w:val="22"/>
-            <w:szCs w:val="24"/>
-          </w:rPr>
-        </w:r>
-        <w:r>
-          <w:rPr>
-            <w:b/>
-            <w:bCs/>
-            <w:noProof/>
-            <w:webHidden/>
-            <w:sz w:val="22"/>
-            <w:szCs w:val="24"/>
-          </w:rPr>
-          <w:fldChar w:fldCharType="separate"/>
-        </w:r>
-        <w:r>
-          <w:rPr>
-            <w:b/>
-            <w:bCs/>
-            <w:noProof/>
-            <w:webHidden/>
-            <w:sz w:val="22"/>
-            <w:szCs w:val="24"/>
-          </w:rPr>
-          <w:t>13</w:t>
-        </w:r>
-        <w:r>
-          <w:rPr>
-            <w:b/>
-            <w:bCs/>
-            <w:noProof/>
-            <w:webHidden/>
-            <w:sz w:val="22"/>
-            <w:szCs w:val="24"/>
-          </w:rPr>
-          <w:fldChar w:fldCharType="end"/>
-        </w:r>
-      </w:hyperlink>
-    </w:p>
-    <w:p>
-      <w:pPr>
-        <w:pStyle w:val="TOC2"/>
-        <w:tabs>
-          <w:tab w:val="right" w:leader="dot" w:pos="9307"/>
-        </w:tabs>
-        <w:rPr>
-          <w:b/>
-          <w:bCs/>
-          <w:noProof/>
-          <w:sz w:val="22"/>
-          <w:szCs w:val="24"/>
-        </w:rPr>
-      </w:pPr>
-      <w:hyperlink w:anchor="_Toc232960767" w:history="1">
-        <w:r>
-          <w:rPr>
-            <w:rStyle w:val="Hyperlink"/>
-            <w:b/>
-            <w:bCs/>
-            <w:noProof/>
-            <w:sz w:val="22"/>
-            <w:szCs w:val="24"/>
-          </w:rPr>
-          <w:t xml:space="preserve">7.7 Dashboard </w:t>
-        </w:r>
-        <w:r>
-          <w:rPr>
-            <w:rStyle w:val="Hyperlink"/>
-            <w:b/>
-            <w:bCs/>
-            <w:noProof/>
-            <w:sz w:val="22"/>
-            <w:szCs w:val="24"/>
-          </w:rPr>
-          <w:t>-</w:t>
-        </w:r>
-        <w:r>
-          <w:rPr>
-            <w:rStyle w:val="Hyperlink"/>
-            <w:b/>
-            <w:bCs/>
-            <w:noProof/>
-            <w:sz w:val="22"/>
-            <w:szCs w:val="24"/>
-          </w:rPr>
-          <w:t xml:space="preserve"> modules/dashboard</w:t>
-        </w:r>
-        <w:r>
-          <w:rPr>
-            <w:b/>
-            <w:bCs/>
-            <w:noProof/>
-            <w:webHidden/>
-            <w:sz w:val="22"/>
-            <w:szCs w:val="24"/>
-          </w:rPr>
-          <w:tab/>
-        </w:r>
-        <w:r>
-          <w:rPr>
-            <w:b/>
-            <w:bCs/>
-            <w:noProof/>
-            <w:webHidden/>
-            <w:sz w:val="22"/>
-            <w:szCs w:val="24"/>
-          </w:rPr>
-          <w:fldChar w:fldCharType="begin"/>
-        </w:r>
-        <w:r>
-          <w:rPr>
-            <w:b/>
-            <w:bCs/>
-            <w:noProof/>
-            <w:webHidden/>
-            <w:sz w:val="22"/>
-            <w:szCs w:val="24"/>
-          </w:rPr>
-          <w:instrText xml:space="preserve"> PAGEREF _Toc232960767 \h </w:instrText>
-        </w:r>
-        <w:r>
-          <w:rPr>
-            <w:b/>
-            <w:bCs/>
-            <w:noProof/>
-            <w:webHidden/>
-            <w:sz w:val="22"/>
-            <w:szCs w:val="24"/>
-          </w:rPr>
-        </w:r>
-        <w:r>
-          <w:rPr>
-            <w:b/>
-            <w:bCs/>
-            <w:noProof/>
-            <w:webHidden/>
-            <w:sz w:val="22"/>
-            <w:szCs w:val="24"/>
-          </w:rPr>
-          <w:fldChar w:fldCharType="separate"/>
-        </w:r>
-        <w:r>
-          <w:rPr>
-            <w:b/>
-            <w:bCs/>
-            <w:noProof/>
-            <w:webHidden/>
-            <w:sz w:val="22"/>
-            <w:szCs w:val="24"/>
-          </w:rPr>
-          <w:t>14</w:t>
-        </w:r>
-        <w:r>
-          <w:rPr>
-            <w:b/>
-            <w:bCs/>
-            <w:noProof/>
-            <w:webHidden/>
-            <w:sz w:val="22"/>
-            <w:szCs w:val="24"/>
-          </w:rPr>
-          <w:fldChar w:fldCharType="end"/>
-        </w:r>
-      </w:hyperlink>
-    </w:p>
-    <w:p>
-      <w:pPr>
-        <w:pStyle w:val="TOC1"/>
-        <w:tabs>
-          <w:tab w:val="right" w:leader="dot" w:pos="9307"/>
-        </w:tabs>
-        <w:rPr>
-          <w:b/>
-          <w:bCs/>
-          <w:noProof/>
-          <w:sz w:val="22"/>
-          <w:szCs w:val="24"/>
-        </w:rPr>
-      </w:pPr>
-      <w:hyperlink w:anchor="_Toc232960768" w:history="1">
-        <w:r>
-          <w:rPr>
-            <w:rStyle w:val="Hyperlink"/>
-            <w:b/>
-            <w:bCs/>
-            <w:noProof/>
-            <w:sz w:val="22"/>
-            <w:szCs w:val="24"/>
-          </w:rPr>
-          <w:t>8. Sample Incidents</w:t>
-        </w:r>
-        <w:r>
-          <w:rPr>
-            <w:b/>
-            <w:bCs/>
-            <w:noProof/>
-            <w:webHidden/>
-            <w:sz w:val="22"/>
-            <w:szCs w:val="24"/>
-          </w:rPr>
-          <w:tab/>
-        </w:r>
-        <w:r>
-          <w:rPr>
-            <w:b/>
-            <w:bCs/>
-            <w:noProof/>
-            <w:webHidden/>
-            <w:sz w:val="22"/>
-            <w:szCs w:val="24"/>
-          </w:rPr>
-          <w:fldChar w:fldCharType="begin"/>
-        </w:r>
-        <w:r>
-          <w:rPr>
-            <w:b/>
-            <w:bCs/>
-            <w:noProof/>
-            <w:webHidden/>
-            <w:sz w:val="22"/>
-            <w:szCs w:val="24"/>
-          </w:rPr>
-          <w:instrText xml:space="preserve"> PAGEREF _Toc232960768 \h </w:instrText>
-        </w:r>
-        <w:r>
-          <w:rPr>
-            <w:b/>
-            <w:bCs/>
-            <w:noProof/>
-            <w:webHidden/>
-            <w:sz w:val="22"/>
-            <w:szCs w:val="24"/>
-          </w:rPr>
-        </w:r>
-        <w:r>
-          <w:rPr>
-            <w:b/>
-            <w:bCs/>
-            <w:noProof/>
-            <w:webHidden/>
-            <w:sz w:val="22"/>
-            <w:szCs w:val="24"/>
-          </w:rPr>
-          <w:fldChar w:fldCharType="separate"/>
-        </w:r>
-        <w:r>
-          <w:rPr>
-            <w:b/>
-            <w:bCs/>
-            <w:noProof/>
-            <w:webHidden/>
-            <w:sz w:val="22"/>
-            <w:szCs w:val="24"/>
-          </w:rPr>
-          <w:t>14</w:t>
-        </w:r>
-        <w:r>
-          <w:rPr>
-            <w:b/>
-            <w:bCs/>
-            <w:noProof/>
-            <w:webHidden/>
-            <w:sz w:val="22"/>
-            <w:szCs w:val="24"/>
-          </w:rPr>
-          <w:fldChar w:fldCharType="end"/>
-        </w:r>
-      </w:hyperlink>
-    </w:p>
-    <w:p>
-      <w:pPr>
-        <w:pStyle w:val="TOC2"/>
-        <w:tabs>
-          <w:tab w:val="right" w:leader="dot" w:pos="9307"/>
-        </w:tabs>
-        <w:rPr>
-          <w:b/>
-          <w:bCs/>
-          <w:noProof/>
-          <w:sz w:val="22"/>
-          <w:szCs w:val="24"/>
-        </w:rPr>
-      </w:pPr>
-      <w:hyperlink w:anchor="_Toc232960769" w:history="1">
-        <w:r>
-          <w:rPr>
-            <w:rStyle w:val="Hyperlink"/>
-            <w:b/>
-            <w:bCs/>
-            <w:noProof/>
-            <w:sz w:val="22"/>
-            <w:szCs w:val="24"/>
-          </w:rPr>
-          <w:t xml:space="preserve">INC-A </w:t>
-        </w:r>
-        <w:r>
-          <w:rPr>
-            <w:rStyle w:val="Hyperlink"/>
-            <w:b/>
-            <w:bCs/>
-            <w:noProof/>
-            <w:sz w:val="22"/>
-            <w:szCs w:val="24"/>
-          </w:rPr>
-          <w:t>-</w:t>
-        </w:r>
-        <w:r>
-          <w:rPr>
-            <w:rStyle w:val="Hyperlink"/>
-            <w:b/>
-            <w:bCs/>
-            <w:noProof/>
-            <w:sz w:val="22"/>
-            <w:szCs w:val="24"/>
-          </w:rPr>
-          <w:t xml:space="preserve"> Crypto-mining via a compromised CI/CD account</w:t>
-        </w:r>
-        <w:r>
-          <w:rPr>
-            <w:b/>
-            <w:bCs/>
-            <w:noProof/>
-            <w:webHidden/>
-            <w:sz w:val="22"/>
-            <w:szCs w:val="24"/>
-          </w:rPr>
-          <w:tab/>
-        </w:r>
-        <w:r>
-          <w:rPr>
-            <w:b/>
-            <w:bCs/>
-            <w:noProof/>
-            <w:webHidden/>
-            <w:sz w:val="22"/>
-            <w:szCs w:val="24"/>
-          </w:rPr>
-          <w:fldChar w:fldCharType="begin"/>
-        </w:r>
-        <w:r>
-          <w:rPr>
-            <w:b/>
-            <w:bCs/>
-            <w:noProof/>
-            <w:webHidden/>
-            <w:sz w:val="22"/>
-            <w:szCs w:val="24"/>
-          </w:rPr>
-          <w:instrText xml:space="preserve"> PAGEREF _Toc232960769 \h </w:instrText>
-        </w:r>
-        <w:r>
-          <w:rPr>
-            <w:b/>
-            <w:bCs/>
-            <w:noProof/>
-            <w:webHidden/>
-            <w:sz w:val="22"/>
-            <w:szCs w:val="24"/>
-          </w:rPr>
-        </w:r>
-        <w:r>
-          <w:rPr>
-            <w:b/>
-            <w:bCs/>
-            <w:noProof/>
-            <w:webHidden/>
-            <w:sz w:val="22"/>
-            <w:szCs w:val="24"/>
-          </w:rPr>
-          <w:fldChar w:fldCharType="separate"/>
-        </w:r>
-        <w:r>
-          <w:rPr>
-            <w:b/>
-            <w:bCs/>
-            <w:noProof/>
-            <w:webHidden/>
-            <w:sz w:val="22"/>
-            <w:szCs w:val="24"/>
-          </w:rPr>
-          <w:t>14</w:t>
-        </w:r>
-        <w:r>
-          <w:rPr>
-            <w:b/>
-            <w:bCs/>
-            <w:noProof/>
-            <w:webHidden/>
-            <w:sz w:val="22"/>
-            <w:szCs w:val="24"/>
-          </w:rPr>
-          <w:fldChar w:fldCharType="end"/>
-        </w:r>
-      </w:hyperlink>
-    </w:p>
-    <w:p>
-      <w:pPr>
-        <w:pStyle w:val="TOC2"/>
-        <w:tabs>
-          <w:tab w:val="right" w:leader="dot" w:pos="9307"/>
-        </w:tabs>
-        <w:rPr>
-          <w:b/>
-          <w:bCs/>
-          <w:noProof/>
-          <w:sz w:val="22"/>
-          <w:szCs w:val="24"/>
-        </w:rPr>
-      </w:pPr>
-      <w:hyperlink w:anchor="_Toc232960770" w:history="1">
-        <w:r>
-          <w:rPr>
-            <w:rStyle w:val="Hyperlink"/>
-            <w:b/>
-            <w:bCs/>
-            <w:noProof/>
-            <w:sz w:val="22"/>
-            <w:szCs w:val="24"/>
-          </w:rPr>
-          <w:t xml:space="preserve">INC-B </w:t>
-        </w:r>
-        <w:r>
-          <w:rPr>
-            <w:rStyle w:val="Hyperlink"/>
-            <w:b/>
-            <w:bCs/>
-            <w:noProof/>
-            <w:sz w:val="22"/>
-            <w:szCs w:val="24"/>
-          </w:rPr>
-          <w:t>-</w:t>
-        </w:r>
-        <w:r>
-          <w:rPr>
-            <w:rStyle w:val="Hyperlink"/>
-            <w:b/>
-            <w:bCs/>
-            <w:noProof/>
-            <w:sz w:val="22"/>
-            <w:szCs w:val="24"/>
-          </w:rPr>
-          <w:t xml:space="preserve"> Debug pod with NodePort exposed to 0.0.0.0/0</w:t>
-        </w:r>
-        <w:r>
-          <w:rPr>
-            <w:b/>
-            <w:bCs/>
-            <w:noProof/>
-            <w:webHidden/>
-            <w:sz w:val="22"/>
-            <w:szCs w:val="24"/>
-          </w:rPr>
-          <w:tab/>
-        </w:r>
-        <w:r>
-          <w:rPr>
-            <w:b/>
-            <w:bCs/>
-            <w:noProof/>
-            <w:webHidden/>
-            <w:sz w:val="22"/>
-            <w:szCs w:val="24"/>
-          </w:rPr>
-          <w:fldChar w:fldCharType="begin"/>
-        </w:r>
-        <w:r>
-          <w:rPr>
-            <w:b/>
-            <w:bCs/>
-            <w:noProof/>
-            <w:webHidden/>
-            <w:sz w:val="22"/>
-            <w:szCs w:val="24"/>
-          </w:rPr>
-          <w:instrText xml:space="preserve"> PAGEREF _Toc232960770 \h </w:instrText>
-        </w:r>
-        <w:r>
-          <w:rPr>
-            <w:b/>
-            <w:bCs/>
-            <w:noProof/>
-            <w:webHidden/>
-            <w:sz w:val="22"/>
-            <w:szCs w:val="24"/>
-          </w:rPr>
-        </w:r>
-        <w:r>
-          <w:rPr>
-            <w:b/>
-            <w:bCs/>
-            <w:noProof/>
-            <w:webHidden/>
-            <w:sz w:val="22"/>
-            <w:szCs w:val="24"/>
-          </w:rPr>
-          <w:fldChar w:fldCharType="separate"/>
-        </w:r>
-        <w:r>
-          <w:rPr>
-            <w:b/>
-            <w:bCs/>
-            <w:noProof/>
-            <w:webHidden/>
-            <w:sz w:val="22"/>
-            <w:szCs w:val="24"/>
-          </w:rPr>
-          <w:t>15</w:t>
-        </w:r>
-        <w:r>
-          <w:rPr>
-            <w:b/>
-            <w:bCs/>
-            <w:noProof/>
-            <w:webHidden/>
-            <w:sz w:val="22"/>
-            <w:szCs w:val="24"/>
-          </w:rPr>
-          <w:fldChar w:fldCharType="end"/>
-        </w:r>
-      </w:hyperlink>
-    </w:p>
-    <w:p>
-      <w:pPr>
-        <w:pStyle w:val="TOC2"/>
-        <w:tabs>
-          <w:tab w:val="right" w:leader="dot" w:pos="9307"/>
-        </w:tabs>
-        <w:rPr>
-          <w:b/>
-          <w:bCs/>
-          <w:noProof/>
-          <w:sz w:val="22"/>
-          <w:szCs w:val="24"/>
-        </w:rPr>
-      </w:pPr>
-      <w:hyperlink w:anchor="_Toc232960771" w:history="1">
-        <w:r>
-          <w:rPr>
-            <w:rStyle w:val="Hyperlink"/>
-            <w:b/>
-            <w:bCs/>
-            <w:noProof/>
-            <w:sz w:val="22"/>
-            <w:szCs w:val="24"/>
-          </w:rPr>
-          <w:t xml:space="preserve">INC-C </w:t>
-        </w:r>
-        <w:r>
-          <w:rPr>
-            <w:rStyle w:val="Hyperlink"/>
-            <w:b/>
-            <w:bCs/>
-            <w:noProof/>
-            <w:sz w:val="22"/>
-            <w:szCs w:val="24"/>
-          </w:rPr>
-          <w:t>-</w:t>
-        </w:r>
-        <w:r>
-          <w:rPr>
-            <w:rStyle w:val="Hyperlink"/>
-            <w:b/>
-            <w:bCs/>
-            <w:noProof/>
-            <w:sz w:val="22"/>
-            <w:szCs w:val="24"/>
-          </w:rPr>
-          <w:t xml:space="preserve"> Compromised assumed-role session reads PII from S3</w:t>
-        </w:r>
-        <w:r>
-          <w:rPr>
-            <w:b/>
-            <w:bCs/>
-            <w:noProof/>
-            <w:webHidden/>
-            <w:sz w:val="22"/>
-            <w:szCs w:val="24"/>
-          </w:rPr>
-          <w:tab/>
-        </w:r>
-        <w:r>
-          <w:rPr>
-            <w:b/>
-            <w:bCs/>
-            <w:noProof/>
-            <w:webHidden/>
-            <w:sz w:val="22"/>
-            <w:szCs w:val="24"/>
-          </w:rPr>
-          <w:fldChar w:fldCharType="begin"/>
-        </w:r>
-        <w:r>
-          <w:rPr>
-            <w:b/>
-            <w:bCs/>
-            <w:noProof/>
-            <w:webHidden/>
-            <w:sz w:val="22"/>
-            <w:szCs w:val="24"/>
-          </w:rPr>
-          <w:instrText xml:space="preserve"> PAGEREF _Toc232960771 \h </w:instrText>
-        </w:r>
-        <w:r>
-          <w:rPr>
-            <w:b/>
-            <w:bCs/>
-            <w:noProof/>
-            <w:webHidden/>
-            <w:sz w:val="22"/>
-            <w:szCs w:val="24"/>
-          </w:rPr>
-        </w:r>
-        <w:r>
-          <w:rPr>
-            <w:b/>
-            <w:bCs/>
-            <w:noProof/>
-            <w:webHidden/>
-            <w:sz w:val="22"/>
-            <w:szCs w:val="24"/>
-          </w:rPr>
-          <w:fldChar w:fldCharType="separate"/>
-        </w:r>
-        <w:r>
-          <w:rPr>
-            <w:b/>
-            <w:bCs/>
-            <w:noProof/>
-            <w:webHidden/>
-            <w:sz w:val="22"/>
-            <w:szCs w:val="24"/>
-          </w:rPr>
-          <w:t>15</w:t>
-        </w:r>
-        <w:r>
-          <w:rPr>
-            <w:b/>
-            <w:bCs/>
-            <w:noProof/>
-            <w:webHidden/>
-            <w:sz w:val="22"/>
-            <w:szCs w:val="24"/>
-          </w:rPr>
-          <w:fldChar w:fldCharType="end"/>
-        </w:r>
-      </w:hyperlink>
-    </w:p>
-    <w:p>
-      <w:pPr>
-        <w:pStyle w:val="TOC1"/>
-        <w:tabs>
-          <w:tab w:val="right" w:leader="dot" w:pos="9307"/>
-        </w:tabs>
-        <w:rPr>
-          <w:b/>
-          <w:bCs/>
-          <w:noProof/>
-          <w:sz w:val="22"/>
-          <w:szCs w:val="24"/>
-        </w:rPr>
-      </w:pPr>
-      <w:hyperlink w:anchor="_Toc232960772" w:history="1">
-        <w:r>
-          <w:rPr>
-            <w:rStyle w:val="Hyperlink"/>
-            <w:b/>
-            <w:bCs/>
-            <w:noProof/>
-            <w:sz w:val="22"/>
-            <w:szCs w:val="24"/>
-          </w:rPr>
-          <w:t>9. Results &amp; Evaluation</w:t>
-        </w:r>
-        <w:r>
-          <w:rPr>
-            <w:b/>
-            <w:bCs/>
-            <w:noProof/>
-            <w:webHidden/>
-            <w:sz w:val="22"/>
-            <w:szCs w:val="24"/>
-          </w:rPr>
-          <w:tab/>
-        </w:r>
-        <w:r>
-          <w:rPr>
-            <w:b/>
-            <w:bCs/>
-            <w:noProof/>
-            <w:webHidden/>
-            <w:sz w:val="22"/>
-            <w:szCs w:val="24"/>
-          </w:rPr>
-          <w:fldChar w:fldCharType="begin"/>
-        </w:r>
-        <w:r>
-          <w:rPr>
-            <w:b/>
-            <w:bCs/>
-            <w:noProof/>
-            <w:webHidden/>
-            <w:sz w:val="22"/>
-            <w:szCs w:val="24"/>
-          </w:rPr>
-          <w:instrText xml:space="preserve"> PAGEREF _Toc232960772 \h </w:instrText>
-        </w:r>
-        <w:r>
-          <w:rPr>
-            <w:b/>
-            <w:bCs/>
-            <w:noProof/>
-            <w:webHidden/>
-            <w:sz w:val="22"/>
-            <w:szCs w:val="24"/>
-          </w:rPr>
-        </w:r>
-        <w:r>
-          <w:rPr>
-            <w:b/>
-            <w:bCs/>
-            <w:noProof/>
-            <w:webHidden/>
-            <w:sz w:val="22"/>
-            <w:szCs w:val="24"/>
-          </w:rPr>
-          <w:fldChar w:fldCharType="separate"/>
-        </w:r>
-        <w:r>
-          <w:rPr>
-            <w:b/>
-            <w:bCs/>
-            <w:noProof/>
-            <w:webHidden/>
-            <w:sz w:val="22"/>
-            <w:szCs w:val="24"/>
-          </w:rPr>
-          <w:t>15</w:t>
-        </w:r>
-        <w:r>
-          <w:rPr>
-            <w:b/>
-            <w:bCs/>
-            <w:noProof/>
-            <w:webHidden/>
-            <w:sz w:val="22"/>
-            <w:szCs w:val="24"/>
-          </w:rPr>
-          <w:fldChar w:fldCharType="end"/>
-        </w:r>
-      </w:hyperlink>
-    </w:p>
-    <w:p>
-      <w:pPr>
-        <w:pStyle w:val="TOC2"/>
-        <w:tabs>
-          <w:tab w:val="right" w:leader="dot" w:pos="9307"/>
-        </w:tabs>
-        <w:rPr>
-          <w:b/>
-          <w:bCs/>
-          <w:noProof/>
-          <w:sz w:val="22"/>
-          <w:szCs w:val="24"/>
-        </w:rPr>
-      </w:pPr>
-      <w:hyperlink w:anchor="_Toc232960773" w:history="1">
-        <w:r>
-          <w:rPr>
-            <w:rStyle w:val="Hyperlink"/>
-            <w:b/>
-            <w:bCs/>
-            <w:noProof/>
-            <w:sz w:val="22"/>
-            <w:szCs w:val="24"/>
-          </w:rPr>
-          <w:t>The deliverable scorecard</w:t>
-        </w:r>
-        <w:r>
-          <w:rPr>
-            <w:b/>
-            <w:bCs/>
-            <w:noProof/>
-            <w:webHidden/>
-            <w:sz w:val="22"/>
-            <w:szCs w:val="24"/>
-          </w:rPr>
-          <w:tab/>
-        </w:r>
-        <w:r>
-          <w:rPr>
-            <w:b/>
-            <w:bCs/>
-            <w:noProof/>
-            <w:webHidden/>
-            <w:sz w:val="22"/>
-            <w:szCs w:val="24"/>
-          </w:rPr>
-          <w:fldChar w:fldCharType="begin"/>
-        </w:r>
-        <w:r>
-          <w:rPr>
-            <w:b/>
-            <w:bCs/>
-            <w:noProof/>
-            <w:webHidden/>
-            <w:sz w:val="22"/>
-            <w:szCs w:val="24"/>
-          </w:rPr>
-          <w:instrText xml:space="preserve"> PAGEREF _Toc232960773 \h </w:instrText>
-        </w:r>
-        <w:r>
-          <w:rPr>
-            <w:b/>
-            <w:bCs/>
-            <w:noProof/>
-            <w:webHidden/>
-            <w:sz w:val="22"/>
-            <w:szCs w:val="24"/>
-          </w:rPr>
-        </w:r>
-        <w:r>
-          <w:rPr>
-            <w:b/>
-            <w:bCs/>
-            <w:noProof/>
-            <w:webHidden/>
-            <w:sz w:val="22"/>
-            <w:szCs w:val="24"/>
-          </w:rPr>
-          <w:fldChar w:fldCharType="separate"/>
-        </w:r>
-        <w:r>
-          <w:rPr>
-            <w:b/>
-            <w:bCs/>
-            <w:noProof/>
-            <w:webHidden/>
-            <w:sz w:val="22"/>
-            <w:szCs w:val="24"/>
-          </w:rPr>
-          <w:t>15</w:t>
-        </w:r>
-        <w:r>
-          <w:rPr>
-            <w:b/>
-            <w:bCs/>
-            <w:noProof/>
-            <w:webHidden/>
-            <w:sz w:val="22"/>
-            <w:szCs w:val="24"/>
-          </w:rPr>
-          <w:fldChar w:fldCharType="end"/>
-        </w:r>
-      </w:hyperlink>
-    </w:p>
-    <w:p>
-      <w:pPr>
-        <w:pStyle w:val="TOC2"/>
-        <w:tabs>
-          <w:tab w:val="right" w:leader="dot" w:pos="9307"/>
-        </w:tabs>
-        <w:rPr>
-          <w:b/>
-          <w:bCs/>
-          <w:noProof/>
-          <w:sz w:val="22"/>
-          <w:szCs w:val="24"/>
-        </w:rPr>
-      </w:pPr>
-      <w:hyperlink w:anchor="_Toc232960774" w:history="1">
-        <w:r>
-          <w:rPr>
-            <w:rStyle w:val="Hyperlink"/>
-            <w:b/>
-            <w:bCs/>
-            <w:noProof/>
-            <w:sz w:val="22"/>
-            <w:szCs w:val="24"/>
-          </w:rPr>
-          <w:t>Why is flag-set precision lower in the ablation below?</w:t>
-        </w:r>
-        <w:r>
-          <w:rPr>
-            <w:b/>
-            <w:bCs/>
-            <w:noProof/>
-            <w:webHidden/>
-            <w:sz w:val="22"/>
-            <w:szCs w:val="24"/>
-          </w:rPr>
-          <w:tab/>
-        </w:r>
-        <w:r>
-          <w:rPr>
-            <w:b/>
-            <w:bCs/>
-            <w:noProof/>
-            <w:webHidden/>
-            <w:sz w:val="22"/>
-            <w:szCs w:val="24"/>
-          </w:rPr>
-          <w:fldChar w:fldCharType="begin"/>
-        </w:r>
-        <w:r>
-          <w:rPr>
-            <w:b/>
-            <w:bCs/>
-            <w:noProof/>
-            <w:webHidden/>
-            <w:sz w:val="22"/>
-            <w:szCs w:val="24"/>
-          </w:rPr>
-          <w:instrText xml:space="preserve"> PAGEREF _Toc232960774 \h </w:instrText>
-        </w:r>
-        <w:r>
-          <w:rPr>
-            <w:b/>
-            <w:bCs/>
-            <w:noProof/>
-            <w:webHidden/>
-            <w:sz w:val="22"/>
-            <w:szCs w:val="24"/>
-          </w:rPr>
-        </w:r>
-        <w:r>
-          <w:rPr>
-            <w:b/>
-            <w:bCs/>
-            <w:noProof/>
-            <w:webHidden/>
-            <w:sz w:val="22"/>
-            <w:szCs w:val="24"/>
-          </w:rPr>
-          <w:fldChar w:fldCharType="separate"/>
-        </w:r>
-        <w:r>
-          <w:rPr>
-            <w:b/>
-            <w:bCs/>
-            <w:noProof/>
-            <w:webHidden/>
-            <w:sz w:val="22"/>
-            <w:szCs w:val="24"/>
-          </w:rPr>
-          <w:t>16</w:t>
-        </w:r>
-        <w:r>
-          <w:rPr>
-            <w:b/>
-            <w:bCs/>
-            <w:noProof/>
-            <w:webHidden/>
-            <w:sz w:val="22"/>
-            <w:szCs w:val="24"/>
-          </w:rPr>
-          <w:fldChar w:fldCharType="end"/>
-        </w:r>
-      </w:hyperlink>
-    </w:p>
-    <w:p>
-      <w:pPr>
-        <w:pStyle w:val="TOC2"/>
-        <w:tabs>
-          <w:tab w:val="right" w:leader="dot" w:pos="9307"/>
-        </w:tabs>
-        <w:rPr>
-          <w:b/>
-          <w:bCs/>
-          <w:noProof/>
-          <w:sz w:val="22"/>
-          <w:szCs w:val="24"/>
-        </w:rPr>
-      </w:pPr>
-      <w:hyperlink w:anchor="_Toc232960775" w:history="1">
-        <w:r>
-          <w:rPr>
-            <w:rStyle w:val="Hyperlink"/>
-            <w:b/>
-            <w:bCs/>
-            <w:noProof/>
-            <w:sz w:val="22"/>
-            <w:szCs w:val="24"/>
-          </w:rPr>
-          <w:t xml:space="preserve">9.1 Honest evaluation </w:t>
-        </w:r>
-        <w:r>
-          <w:rPr>
-            <w:rStyle w:val="Hyperlink"/>
-            <w:b/>
-            <w:bCs/>
-            <w:noProof/>
-            <w:sz w:val="22"/>
-            <w:szCs w:val="24"/>
-          </w:rPr>
-          <w:t>-</w:t>
-        </w:r>
-        <w:r>
-          <w:rPr>
-            <w:rStyle w:val="Hyperlink"/>
-            <w:b/>
-            <w:bCs/>
-            <w:noProof/>
-            <w:sz w:val="22"/>
-            <w:szCs w:val="24"/>
-          </w:rPr>
-          <w:t xml:space="preserve"> questions a judge should ask</w:t>
-        </w:r>
-        <w:r>
-          <w:rPr>
-            <w:b/>
-            <w:bCs/>
-            <w:noProof/>
-            <w:webHidden/>
-            <w:sz w:val="22"/>
-            <w:szCs w:val="24"/>
-          </w:rPr>
-          <w:tab/>
-        </w:r>
-        <w:r>
-          <w:rPr>
-            <w:b/>
-            <w:bCs/>
-            <w:noProof/>
-            <w:webHidden/>
-            <w:sz w:val="22"/>
-            <w:szCs w:val="24"/>
-          </w:rPr>
-          <w:fldChar w:fldCharType="begin"/>
-        </w:r>
-        <w:r>
-          <w:rPr>
-            <w:b/>
-            <w:bCs/>
-            <w:noProof/>
-            <w:webHidden/>
-            <w:sz w:val="22"/>
-            <w:szCs w:val="24"/>
-          </w:rPr>
-          <w:instrText xml:space="preserve"> PAGEREF _Toc232960775 \h </w:instrText>
-        </w:r>
-        <w:r>
-          <w:rPr>
-            <w:b/>
-            <w:bCs/>
-            <w:noProof/>
-            <w:webHidden/>
-            <w:sz w:val="22"/>
-            <w:szCs w:val="24"/>
           </w:rPr>
           <w:fldChar w:fldCharType="separate"/>
         </w:r>
@@ -3074,19 +361,13 @@
           <w:rPr>
             <w:noProof/>
             <w:webHidden/>
-            <w:sz w:val="22"/>
-            <w:szCs w:val="24"/>
           </w:rPr>
-          <w:t>Error! Bookmark not defined.</w:t>
+          <w:t>3</w:t>
         </w:r>
         <w:r>
           <w:rPr>
-            <w:b/>
-            <w:bCs/>
             <w:noProof/>
             <w:webHidden/>
-            <w:sz w:val="22"/>
-            <w:szCs w:val="24"/>
           </w:rPr>
           <w:fldChar w:fldCharType="end"/>
         </w:r>
@@ -3099,98 +380,1719 @@
           <w:tab w:val="right" w:leader="dot" w:pos="9307"/>
         </w:tabs>
         <w:rPr>
-          <w:b/>
-          <w:bCs/>
+          <w:rFonts w:asciiTheme="minorHAnsi" w:hAnsiTheme="minorHAnsi"/>
           <w:noProof/>
-          <w:sz w:val="22"/>
+          <w:color w:val="auto"/>
+          <w:kern w:val="2"/>
+          <w:sz w:val="24"/>
           <w:szCs w:val="24"/>
-        </w:rPr>
-      </w:pPr>
-      <w:hyperlink w:anchor="_Toc232960776" w:history="1">
+          <w:lang w:val="en-IN" w:eastAsia="en-IN" w:bidi="kn-IN"/>
+          <w14:ligatures w14:val="standardContextual"/>
+        </w:rPr>
+      </w:pPr>
+      <w:hyperlink w:anchor="_Toc232977920" w:history="1">
         <w:r>
           <w:rPr>
             <w:rStyle w:val="Hyperlink"/>
-            <w:b/>
-            <w:bCs/>
             <w:noProof/>
-            <w:sz w:val="22"/>
-            <w:szCs w:val="24"/>
+          </w:rPr>
+          <w:t>2. Problem Statement</w:t>
+        </w:r>
+        <w:r>
+          <w:rPr>
+            <w:noProof/>
+            <w:webHidden/>
+          </w:rPr>
+          <w:tab/>
+        </w:r>
+        <w:r>
+          <w:rPr>
+            <w:noProof/>
+            <w:webHidden/>
+          </w:rPr>
+          <w:fldChar w:fldCharType="begin"/>
+        </w:r>
+        <w:r>
+          <w:rPr>
+            <w:noProof/>
+            <w:webHidden/>
+          </w:rPr>
+          <w:instrText xml:space="preserve"> PAGEREF _Toc232977920 \h </w:instrText>
+        </w:r>
+        <w:r>
+          <w:rPr>
+            <w:noProof/>
+            <w:webHidden/>
+          </w:rPr>
+        </w:r>
+        <w:r>
+          <w:rPr>
+            <w:noProof/>
+            <w:webHidden/>
+          </w:rPr>
+          <w:fldChar w:fldCharType="separate"/>
+        </w:r>
+        <w:r>
+          <w:rPr>
+            <w:noProof/>
+            <w:webHidden/>
+          </w:rPr>
+          <w:t>3</w:t>
+        </w:r>
+        <w:r>
+          <w:rPr>
+            <w:noProof/>
+            <w:webHidden/>
+          </w:rPr>
+          <w:fldChar w:fldCharType="end"/>
+        </w:r>
+      </w:hyperlink>
+    </w:p>
+    <w:p>
+      <w:pPr>
+        <w:pStyle w:val="TOC1"/>
+        <w:tabs>
+          <w:tab w:val="right" w:leader="dot" w:pos="9307"/>
+        </w:tabs>
+        <w:rPr>
+          <w:rFonts w:asciiTheme="minorHAnsi" w:hAnsiTheme="minorHAnsi"/>
+          <w:noProof/>
+          <w:color w:val="auto"/>
+          <w:kern w:val="2"/>
+          <w:sz w:val="24"/>
+          <w:szCs w:val="24"/>
+          <w:lang w:val="en-IN" w:eastAsia="en-IN" w:bidi="kn-IN"/>
+          <w14:ligatures w14:val="standardContextual"/>
+        </w:rPr>
+      </w:pPr>
+      <w:hyperlink w:anchor="_Toc232977921" w:history="1">
+        <w:r>
+          <w:rPr>
+            <w:rStyle w:val="Hyperlink"/>
+            <w:noProof/>
+          </w:rPr>
+          <w:t>3. Challenges Involved - Why This Is Hard</w:t>
+        </w:r>
+        <w:r>
+          <w:rPr>
+            <w:noProof/>
+            <w:webHidden/>
+          </w:rPr>
+          <w:tab/>
+        </w:r>
+        <w:r>
+          <w:rPr>
+            <w:noProof/>
+            <w:webHidden/>
+          </w:rPr>
+          <w:fldChar w:fldCharType="begin"/>
+        </w:r>
+        <w:r>
+          <w:rPr>
+            <w:noProof/>
+            <w:webHidden/>
+          </w:rPr>
+          <w:instrText xml:space="preserve"> PAGEREF _Toc232977921 \h </w:instrText>
+        </w:r>
+        <w:r>
+          <w:rPr>
+            <w:noProof/>
+            <w:webHidden/>
+          </w:rPr>
+        </w:r>
+        <w:r>
+          <w:rPr>
+            <w:noProof/>
+            <w:webHidden/>
+          </w:rPr>
+          <w:fldChar w:fldCharType="separate"/>
+        </w:r>
+        <w:r>
+          <w:rPr>
+            <w:noProof/>
+            <w:webHidden/>
+          </w:rPr>
+          <w:t>4</w:t>
+        </w:r>
+        <w:r>
+          <w:rPr>
+            <w:noProof/>
+            <w:webHidden/>
+          </w:rPr>
+          <w:fldChar w:fldCharType="end"/>
+        </w:r>
+      </w:hyperlink>
+    </w:p>
+    <w:p>
+      <w:pPr>
+        <w:pStyle w:val="TOC1"/>
+        <w:tabs>
+          <w:tab w:val="right" w:leader="dot" w:pos="9307"/>
+        </w:tabs>
+        <w:rPr>
+          <w:rFonts w:asciiTheme="minorHAnsi" w:hAnsiTheme="minorHAnsi"/>
+          <w:noProof/>
+          <w:color w:val="auto"/>
+          <w:kern w:val="2"/>
+          <w:sz w:val="24"/>
+          <w:szCs w:val="24"/>
+          <w:lang w:val="en-IN" w:eastAsia="en-IN" w:bidi="kn-IN"/>
+          <w14:ligatures w14:val="standardContextual"/>
+        </w:rPr>
+      </w:pPr>
+      <w:hyperlink w:anchor="_Toc232977922" w:history="1">
+        <w:r>
+          <w:rPr>
+            <w:rStyle w:val="Hyperlink"/>
+            <w:noProof/>
+          </w:rPr>
+          <w:t>4. Proposed Solution</w:t>
+        </w:r>
+        <w:r>
+          <w:rPr>
+            <w:noProof/>
+            <w:webHidden/>
+          </w:rPr>
+          <w:tab/>
+        </w:r>
+        <w:r>
+          <w:rPr>
+            <w:noProof/>
+            <w:webHidden/>
+          </w:rPr>
+          <w:fldChar w:fldCharType="begin"/>
+        </w:r>
+        <w:r>
+          <w:rPr>
+            <w:noProof/>
+            <w:webHidden/>
+          </w:rPr>
+          <w:instrText xml:space="preserve"> PAGEREF _Toc232977922 \h </w:instrText>
+        </w:r>
+        <w:r>
+          <w:rPr>
+            <w:noProof/>
+            <w:webHidden/>
+          </w:rPr>
+        </w:r>
+        <w:r>
+          <w:rPr>
+            <w:noProof/>
+            <w:webHidden/>
+          </w:rPr>
+          <w:fldChar w:fldCharType="separate"/>
+        </w:r>
+        <w:r>
+          <w:rPr>
+            <w:noProof/>
+            <w:webHidden/>
+          </w:rPr>
+          <w:t>5</w:t>
+        </w:r>
+        <w:r>
+          <w:rPr>
+            <w:noProof/>
+            <w:webHidden/>
+          </w:rPr>
+          <w:fldChar w:fldCharType="end"/>
+        </w:r>
+      </w:hyperlink>
+    </w:p>
+    <w:p>
+      <w:pPr>
+        <w:pStyle w:val="TOC1"/>
+        <w:tabs>
+          <w:tab w:val="right" w:leader="dot" w:pos="9307"/>
+        </w:tabs>
+        <w:rPr>
+          <w:rFonts w:asciiTheme="minorHAnsi" w:hAnsiTheme="minorHAnsi"/>
+          <w:noProof/>
+          <w:color w:val="auto"/>
+          <w:kern w:val="2"/>
+          <w:sz w:val="24"/>
+          <w:szCs w:val="24"/>
+          <w:lang w:val="en-IN" w:eastAsia="en-IN" w:bidi="kn-IN"/>
+          <w14:ligatures w14:val="standardContextual"/>
+        </w:rPr>
+      </w:pPr>
+      <w:hyperlink w:anchor="_Toc232977923" w:history="1">
+        <w:r>
+          <w:rPr>
+            <w:rStyle w:val="Hyperlink"/>
+            <w:noProof/>
+          </w:rPr>
+          <w:t>5. Tech Stack</w:t>
+        </w:r>
+        <w:r>
+          <w:rPr>
+            <w:noProof/>
+            <w:webHidden/>
+          </w:rPr>
+          <w:tab/>
+        </w:r>
+        <w:r>
+          <w:rPr>
+            <w:noProof/>
+            <w:webHidden/>
+          </w:rPr>
+          <w:fldChar w:fldCharType="begin"/>
+        </w:r>
+        <w:r>
+          <w:rPr>
+            <w:noProof/>
+            <w:webHidden/>
+          </w:rPr>
+          <w:instrText xml:space="preserve"> PAGEREF _Toc232977923 \h </w:instrText>
+        </w:r>
+        <w:r>
+          <w:rPr>
+            <w:noProof/>
+            <w:webHidden/>
+          </w:rPr>
+        </w:r>
+        <w:r>
+          <w:rPr>
+            <w:noProof/>
+            <w:webHidden/>
+          </w:rPr>
+          <w:fldChar w:fldCharType="separate"/>
+        </w:r>
+        <w:r>
+          <w:rPr>
+            <w:noProof/>
+            <w:webHidden/>
+          </w:rPr>
+          <w:t>6</w:t>
+        </w:r>
+        <w:r>
+          <w:rPr>
+            <w:noProof/>
+            <w:webHidden/>
+          </w:rPr>
+          <w:fldChar w:fldCharType="end"/>
+        </w:r>
+      </w:hyperlink>
+    </w:p>
+    <w:p>
+      <w:pPr>
+        <w:pStyle w:val="TOC1"/>
+        <w:tabs>
+          <w:tab w:val="right" w:leader="dot" w:pos="9307"/>
+        </w:tabs>
+        <w:rPr>
+          <w:rFonts w:asciiTheme="minorHAnsi" w:hAnsiTheme="minorHAnsi"/>
+          <w:noProof/>
+          <w:color w:val="auto"/>
+          <w:kern w:val="2"/>
+          <w:sz w:val="24"/>
+          <w:szCs w:val="24"/>
+          <w:lang w:val="en-IN" w:eastAsia="en-IN" w:bidi="kn-IN"/>
+          <w14:ligatures w14:val="standardContextual"/>
+        </w:rPr>
+      </w:pPr>
+      <w:hyperlink w:anchor="_Toc232977924" w:history="1">
+        <w:r>
+          <w:rPr>
+            <w:rStyle w:val="Hyperlink"/>
+            <w:noProof/>
+          </w:rPr>
+          <w:t>6. Architecture</w:t>
+        </w:r>
+        <w:r>
+          <w:rPr>
+            <w:noProof/>
+            <w:webHidden/>
+          </w:rPr>
+          <w:tab/>
+        </w:r>
+        <w:r>
+          <w:rPr>
+            <w:noProof/>
+            <w:webHidden/>
+          </w:rPr>
+          <w:fldChar w:fldCharType="begin"/>
+        </w:r>
+        <w:r>
+          <w:rPr>
+            <w:noProof/>
+            <w:webHidden/>
+          </w:rPr>
+          <w:instrText xml:space="preserve"> PAGEREF _Toc232977924 \h </w:instrText>
+        </w:r>
+        <w:r>
+          <w:rPr>
+            <w:noProof/>
+            <w:webHidden/>
+          </w:rPr>
+        </w:r>
+        <w:r>
+          <w:rPr>
+            <w:noProof/>
+            <w:webHidden/>
+          </w:rPr>
+          <w:fldChar w:fldCharType="separate"/>
+        </w:r>
+        <w:r>
+          <w:rPr>
+            <w:noProof/>
+            <w:webHidden/>
+          </w:rPr>
+          <w:t>7</w:t>
+        </w:r>
+        <w:r>
+          <w:rPr>
+            <w:noProof/>
+            <w:webHidden/>
+          </w:rPr>
+          <w:fldChar w:fldCharType="end"/>
+        </w:r>
+      </w:hyperlink>
+    </w:p>
+    <w:p>
+      <w:pPr>
+        <w:pStyle w:val="TOC2"/>
+        <w:tabs>
+          <w:tab w:val="right" w:leader="dot" w:pos="9307"/>
+        </w:tabs>
+        <w:rPr>
+          <w:rFonts w:asciiTheme="minorHAnsi" w:hAnsiTheme="minorHAnsi"/>
+          <w:noProof/>
+          <w:color w:val="auto"/>
+          <w:kern w:val="2"/>
+          <w:sz w:val="24"/>
+          <w:szCs w:val="24"/>
+          <w:lang w:val="en-IN" w:eastAsia="en-IN" w:bidi="kn-IN"/>
+          <w14:ligatures w14:val="standardContextual"/>
+        </w:rPr>
+      </w:pPr>
+      <w:hyperlink w:anchor="_Toc232977925" w:history="1">
+        <w:r>
+          <w:rPr>
+            <w:rStyle w:val="Hyperlink"/>
+            <w:noProof/>
+          </w:rPr>
+          <w:t>The four differentiators</w:t>
+        </w:r>
+        <w:r>
+          <w:rPr>
+            <w:noProof/>
+            <w:webHidden/>
+          </w:rPr>
+          <w:tab/>
+        </w:r>
+        <w:r>
+          <w:rPr>
+            <w:noProof/>
+            <w:webHidden/>
+          </w:rPr>
+          <w:fldChar w:fldCharType="begin"/>
+        </w:r>
+        <w:r>
+          <w:rPr>
+            <w:noProof/>
+            <w:webHidden/>
+          </w:rPr>
+          <w:instrText xml:space="preserve"> PAGEREF _Toc232977925 \h </w:instrText>
+        </w:r>
+        <w:r>
+          <w:rPr>
+            <w:noProof/>
+            <w:webHidden/>
+          </w:rPr>
+        </w:r>
+        <w:r>
+          <w:rPr>
+            <w:noProof/>
+            <w:webHidden/>
+          </w:rPr>
+          <w:fldChar w:fldCharType="separate"/>
+        </w:r>
+        <w:r>
+          <w:rPr>
+            <w:noProof/>
+            <w:webHidden/>
+          </w:rPr>
+          <w:t>7</w:t>
+        </w:r>
+        <w:r>
+          <w:rPr>
+            <w:noProof/>
+            <w:webHidden/>
+          </w:rPr>
+          <w:fldChar w:fldCharType="end"/>
+        </w:r>
+      </w:hyperlink>
+    </w:p>
+    <w:p>
+      <w:pPr>
+        <w:pStyle w:val="TOC2"/>
+        <w:tabs>
+          <w:tab w:val="right" w:leader="dot" w:pos="9307"/>
+        </w:tabs>
+        <w:rPr>
+          <w:rFonts w:asciiTheme="minorHAnsi" w:hAnsiTheme="minorHAnsi"/>
+          <w:noProof/>
+          <w:color w:val="auto"/>
+          <w:kern w:val="2"/>
+          <w:sz w:val="24"/>
+          <w:szCs w:val="24"/>
+          <w:lang w:val="en-IN" w:eastAsia="en-IN" w:bidi="kn-IN"/>
+          <w14:ligatures w14:val="standardContextual"/>
+        </w:rPr>
+      </w:pPr>
+      <w:hyperlink w:anchor="_Toc232977926" w:history="1">
+        <w:r>
+          <w:rPr>
+            <w:rStyle w:val="Hyperlink"/>
+            <w:noProof/>
+          </w:rPr>
+          <w:t>The critical ordering catch - score after clustering</w:t>
+        </w:r>
+        <w:r>
+          <w:rPr>
+            <w:noProof/>
+            <w:webHidden/>
+          </w:rPr>
+          <w:tab/>
+        </w:r>
+        <w:r>
+          <w:rPr>
+            <w:noProof/>
+            <w:webHidden/>
+          </w:rPr>
+          <w:fldChar w:fldCharType="begin"/>
+        </w:r>
+        <w:r>
+          <w:rPr>
+            <w:noProof/>
+            <w:webHidden/>
+          </w:rPr>
+          <w:instrText xml:space="preserve"> PAGEREF _Toc232977926 \h </w:instrText>
+        </w:r>
+        <w:r>
+          <w:rPr>
+            <w:noProof/>
+            <w:webHidden/>
+          </w:rPr>
+        </w:r>
+        <w:r>
+          <w:rPr>
+            <w:noProof/>
+            <w:webHidden/>
+          </w:rPr>
+          <w:fldChar w:fldCharType="separate"/>
+        </w:r>
+        <w:r>
+          <w:rPr>
+            <w:noProof/>
+            <w:webHidden/>
+          </w:rPr>
+          <w:t>8</w:t>
+        </w:r>
+        <w:r>
+          <w:rPr>
+            <w:noProof/>
+            <w:webHidden/>
+          </w:rPr>
+          <w:fldChar w:fldCharType="end"/>
+        </w:r>
+      </w:hyperlink>
+    </w:p>
+    <w:p>
+      <w:pPr>
+        <w:pStyle w:val="TOC1"/>
+        <w:tabs>
+          <w:tab w:val="right" w:leader="dot" w:pos="9307"/>
+        </w:tabs>
+        <w:rPr>
+          <w:rFonts w:asciiTheme="minorHAnsi" w:hAnsiTheme="minorHAnsi"/>
+          <w:noProof/>
+          <w:color w:val="auto"/>
+          <w:kern w:val="2"/>
+          <w:sz w:val="24"/>
+          <w:szCs w:val="24"/>
+          <w:lang w:val="en-IN" w:eastAsia="en-IN" w:bidi="kn-IN"/>
+          <w14:ligatures w14:val="standardContextual"/>
+        </w:rPr>
+      </w:pPr>
+      <w:hyperlink w:anchor="_Toc232977927" w:history="1">
+        <w:r>
+          <w:rPr>
+            <w:rStyle w:val="Hyperlink"/>
+            <w:noProof/>
+          </w:rPr>
+          <w:t>7. The Modules - Stage by Stage</w:t>
+        </w:r>
+        <w:r>
+          <w:rPr>
+            <w:noProof/>
+            <w:webHidden/>
+          </w:rPr>
+          <w:tab/>
+        </w:r>
+        <w:r>
+          <w:rPr>
+            <w:noProof/>
+            <w:webHidden/>
+          </w:rPr>
+          <w:fldChar w:fldCharType="begin"/>
+        </w:r>
+        <w:r>
+          <w:rPr>
+            <w:noProof/>
+            <w:webHidden/>
+          </w:rPr>
+          <w:instrText xml:space="preserve"> PAGEREF _Toc232977927 \h </w:instrText>
+        </w:r>
+        <w:r>
+          <w:rPr>
+            <w:noProof/>
+            <w:webHidden/>
+          </w:rPr>
+        </w:r>
+        <w:r>
+          <w:rPr>
+            <w:noProof/>
+            <w:webHidden/>
+          </w:rPr>
+          <w:fldChar w:fldCharType="separate"/>
+        </w:r>
+        <w:r>
+          <w:rPr>
+            <w:noProof/>
+            <w:webHidden/>
+          </w:rPr>
+          <w:t>8</w:t>
+        </w:r>
+        <w:r>
+          <w:rPr>
+            <w:noProof/>
+            <w:webHidden/>
+          </w:rPr>
+          <w:fldChar w:fldCharType="end"/>
+        </w:r>
+      </w:hyperlink>
+    </w:p>
+    <w:p>
+      <w:pPr>
+        <w:pStyle w:val="TOC2"/>
+        <w:tabs>
+          <w:tab w:val="right" w:leader="dot" w:pos="9307"/>
+        </w:tabs>
+        <w:rPr>
+          <w:rFonts w:asciiTheme="minorHAnsi" w:hAnsiTheme="minorHAnsi"/>
+          <w:noProof/>
+          <w:color w:val="auto"/>
+          <w:kern w:val="2"/>
+          <w:sz w:val="24"/>
+          <w:szCs w:val="24"/>
+          <w:lang w:val="en-IN" w:eastAsia="en-IN" w:bidi="kn-IN"/>
+          <w14:ligatures w14:val="standardContextual"/>
+        </w:rPr>
+      </w:pPr>
+      <w:hyperlink w:anchor="_Toc232977928" w:history="1">
+        <w:r>
+          <w:rPr>
+            <w:rStyle w:val="Hyperlink"/>
+            <w:noProof/>
+          </w:rPr>
+          <w:t>7.1 Data Simulation - modules/data_simulation</w:t>
+        </w:r>
+        <w:r>
+          <w:rPr>
+            <w:noProof/>
+            <w:webHidden/>
+          </w:rPr>
+          <w:tab/>
+        </w:r>
+        <w:r>
+          <w:rPr>
+            <w:noProof/>
+            <w:webHidden/>
+          </w:rPr>
+          <w:fldChar w:fldCharType="begin"/>
+        </w:r>
+        <w:r>
+          <w:rPr>
+            <w:noProof/>
+            <w:webHidden/>
+          </w:rPr>
+          <w:instrText xml:space="preserve"> PAGEREF _Toc232977928 \h </w:instrText>
+        </w:r>
+        <w:r>
+          <w:rPr>
+            <w:noProof/>
+            <w:webHidden/>
+          </w:rPr>
+        </w:r>
+        <w:r>
+          <w:rPr>
+            <w:noProof/>
+            <w:webHidden/>
+          </w:rPr>
+          <w:fldChar w:fldCharType="separate"/>
+        </w:r>
+        <w:r>
+          <w:rPr>
+            <w:noProof/>
+            <w:webHidden/>
+          </w:rPr>
+          <w:t>8</w:t>
+        </w:r>
+        <w:r>
+          <w:rPr>
+            <w:noProof/>
+            <w:webHidden/>
+          </w:rPr>
+          <w:fldChar w:fldCharType="end"/>
+        </w:r>
+      </w:hyperlink>
+    </w:p>
+    <w:p>
+      <w:pPr>
+        <w:pStyle w:val="TOC2"/>
+        <w:tabs>
+          <w:tab w:val="right" w:leader="dot" w:pos="9307"/>
+        </w:tabs>
+        <w:rPr>
+          <w:rFonts w:asciiTheme="minorHAnsi" w:hAnsiTheme="minorHAnsi"/>
+          <w:noProof/>
+          <w:color w:val="auto"/>
+          <w:kern w:val="2"/>
+          <w:sz w:val="24"/>
+          <w:szCs w:val="24"/>
+          <w:lang w:val="en-IN" w:eastAsia="en-IN" w:bidi="kn-IN"/>
+          <w14:ligatures w14:val="standardContextual"/>
+        </w:rPr>
+      </w:pPr>
+      <w:hyperlink w:anchor="_Toc232977929" w:history="1">
+        <w:r>
+          <w:rPr>
+            <w:rStyle w:val="Hyperlink"/>
+            <w:noProof/>
+          </w:rPr>
+          <w:t>7.2 Ingest &amp; Enrich + Ephemeral Classifier - modules/ingest_enrich</w:t>
+        </w:r>
+        <w:r>
+          <w:rPr>
+            <w:noProof/>
+            <w:webHidden/>
+          </w:rPr>
+          <w:tab/>
+        </w:r>
+        <w:r>
+          <w:rPr>
+            <w:noProof/>
+            <w:webHidden/>
+          </w:rPr>
+          <w:fldChar w:fldCharType="begin"/>
+        </w:r>
+        <w:r>
+          <w:rPr>
+            <w:noProof/>
+            <w:webHidden/>
+          </w:rPr>
+          <w:instrText xml:space="preserve"> PAGEREF _Toc232977929 \h </w:instrText>
+        </w:r>
+        <w:r>
+          <w:rPr>
+            <w:noProof/>
+            <w:webHidden/>
+          </w:rPr>
+        </w:r>
+        <w:r>
+          <w:rPr>
+            <w:noProof/>
+            <w:webHidden/>
+          </w:rPr>
+          <w:fldChar w:fldCharType="separate"/>
+        </w:r>
+        <w:r>
+          <w:rPr>
+            <w:noProof/>
+            <w:webHidden/>
+          </w:rPr>
+          <w:t>9</w:t>
+        </w:r>
+        <w:r>
+          <w:rPr>
+            <w:noProof/>
+            <w:webHidden/>
+          </w:rPr>
+          <w:fldChar w:fldCharType="end"/>
+        </w:r>
+      </w:hyperlink>
+    </w:p>
+    <w:p>
+      <w:pPr>
+        <w:pStyle w:val="TOC2"/>
+        <w:tabs>
+          <w:tab w:val="right" w:leader="dot" w:pos="9307"/>
+        </w:tabs>
+        <w:rPr>
+          <w:rFonts w:asciiTheme="minorHAnsi" w:hAnsiTheme="minorHAnsi"/>
+          <w:noProof/>
+          <w:color w:val="auto"/>
+          <w:kern w:val="2"/>
+          <w:sz w:val="24"/>
+          <w:szCs w:val="24"/>
+          <w:lang w:val="en-IN" w:eastAsia="en-IN" w:bidi="kn-IN"/>
+          <w14:ligatures w14:val="standardContextual"/>
+        </w:rPr>
+      </w:pPr>
+      <w:hyperlink w:anchor="_Toc232977930" w:history="1">
+        <w:r>
+          <w:rPr>
+            <w:rStyle w:val="Hyperlink"/>
+            <w:noProof/>
+          </w:rPr>
+          <w:t>7.3 Detection - modules/detection</w:t>
+        </w:r>
+        <w:r>
+          <w:rPr>
+            <w:noProof/>
+            <w:webHidden/>
+          </w:rPr>
+          <w:tab/>
+        </w:r>
+        <w:r>
+          <w:rPr>
+            <w:noProof/>
+            <w:webHidden/>
+          </w:rPr>
+          <w:fldChar w:fldCharType="begin"/>
+        </w:r>
+        <w:r>
+          <w:rPr>
+            <w:noProof/>
+            <w:webHidden/>
+          </w:rPr>
+          <w:instrText xml:space="preserve"> PAGEREF _Toc232977930 \h </w:instrText>
+        </w:r>
+        <w:r>
+          <w:rPr>
+            <w:noProof/>
+            <w:webHidden/>
+          </w:rPr>
+        </w:r>
+        <w:r>
+          <w:rPr>
+            <w:noProof/>
+            <w:webHidden/>
+          </w:rPr>
+          <w:fldChar w:fldCharType="separate"/>
+        </w:r>
+        <w:r>
+          <w:rPr>
+            <w:noProof/>
+            <w:webHidden/>
+          </w:rPr>
+          <w:t>10</w:t>
+        </w:r>
+        <w:r>
+          <w:rPr>
+            <w:noProof/>
+            <w:webHidden/>
+          </w:rPr>
+          <w:fldChar w:fldCharType="end"/>
+        </w:r>
+      </w:hyperlink>
+    </w:p>
+    <w:p>
+      <w:pPr>
+        <w:pStyle w:val="TOC2"/>
+        <w:tabs>
+          <w:tab w:val="right" w:leader="dot" w:pos="9307"/>
+        </w:tabs>
+        <w:rPr>
+          <w:rFonts w:asciiTheme="minorHAnsi" w:hAnsiTheme="minorHAnsi"/>
+          <w:noProof/>
+          <w:color w:val="auto"/>
+          <w:kern w:val="2"/>
+          <w:sz w:val="24"/>
+          <w:szCs w:val="24"/>
+          <w:lang w:val="en-IN" w:eastAsia="en-IN" w:bidi="kn-IN"/>
+          <w14:ligatures w14:val="standardContextual"/>
+        </w:rPr>
+      </w:pPr>
+      <w:hyperlink w:anchor="_Toc232977931" w:history="1">
+        <w:r>
+          <w:rPr>
+            <w:rStyle w:val="Hyperlink"/>
+            <w:noProof/>
+          </w:rPr>
+          <w:t>7.4 Correlation - modules/correlation</w:t>
+        </w:r>
+        <w:r>
+          <w:rPr>
+            <w:noProof/>
+            <w:webHidden/>
+          </w:rPr>
+          <w:tab/>
+        </w:r>
+        <w:r>
+          <w:rPr>
+            <w:noProof/>
+            <w:webHidden/>
+          </w:rPr>
+          <w:fldChar w:fldCharType="begin"/>
+        </w:r>
+        <w:r>
+          <w:rPr>
+            <w:noProof/>
+            <w:webHidden/>
+          </w:rPr>
+          <w:instrText xml:space="preserve"> PAGEREF _Toc232977931 \h </w:instrText>
+        </w:r>
+        <w:r>
+          <w:rPr>
+            <w:noProof/>
+            <w:webHidden/>
+          </w:rPr>
+        </w:r>
+        <w:r>
+          <w:rPr>
+            <w:noProof/>
+            <w:webHidden/>
+          </w:rPr>
+          <w:fldChar w:fldCharType="separate"/>
+        </w:r>
+        <w:r>
+          <w:rPr>
+            <w:noProof/>
+            <w:webHidden/>
+          </w:rPr>
+          <w:t>11</w:t>
+        </w:r>
+        <w:r>
+          <w:rPr>
+            <w:noProof/>
+            <w:webHidden/>
+          </w:rPr>
+          <w:fldChar w:fldCharType="end"/>
+        </w:r>
+      </w:hyperlink>
+    </w:p>
+    <w:p>
+      <w:pPr>
+        <w:pStyle w:val="TOC2"/>
+        <w:tabs>
+          <w:tab w:val="right" w:leader="dot" w:pos="9307"/>
+        </w:tabs>
+        <w:rPr>
+          <w:rFonts w:asciiTheme="minorHAnsi" w:hAnsiTheme="minorHAnsi"/>
+          <w:noProof/>
+          <w:color w:val="auto"/>
+          <w:kern w:val="2"/>
+          <w:sz w:val="24"/>
+          <w:szCs w:val="24"/>
+          <w:lang w:val="en-IN" w:eastAsia="en-IN" w:bidi="kn-IN"/>
+          <w14:ligatures w14:val="standardContextual"/>
+        </w:rPr>
+      </w:pPr>
+      <w:hyperlink w:anchor="_Toc232977932" w:history="1">
+        <w:r>
+          <w:rPr>
+            <w:rStyle w:val="Hyperlink"/>
+            <w:noProof/>
+          </w:rPr>
+          <w:t>7.5 Risk Fusion - modules/risk_fusion</w:t>
+        </w:r>
+        <w:r>
+          <w:rPr>
+            <w:noProof/>
+            <w:webHidden/>
+          </w:rPr>
+          <w:tab/>
+        </w:r>
+        <w:r>
+          <w:rPr>
+            <w:noProof/>
+            <w:webHidden/>
+          </w:rPr>
+          <w:fldChar w:fldCharType="begin"/>
+        </w:r>
+        <w:r>
+          <w:rPr>
+            <w:noProof/>
+            <w:webHidden/>
+          </w:rPr>
+          <w:instrText xml:space="preserve"> PAGEREF _Toc232977932 \h </w:instrText>
+        </w:r>
+        <w:r>
+          <w:rPr>
+            <w:noProof/>
+            <w:webHidden/>
+          </w:rPr>
+        </w:r>
+        <w:r>
+          <w:rPr>
+            <w:noProof/>
+            <w:webHidden/>
+          </w:rPr>
+          <w:fldChar w:fldCharType="separate"/>
+        </w:r>
+        <w:r>
+          <w:rPr>
+            <w:noProof/>
+            <w:webHidden/>
+          </w:rPr>
+          <w:t>12</w:t>
+        </w:r>
+        <w:r>
+          <w:rPr>
+            <w:noProof/>
+            <w:webHidden/>
+          </w:rPr>
+          <w:fldChar w:fldCharType="end"/>
+        </w:r>
+      </w:hyperlink>
+    </w:p>
+    <w:p>
+      <w:pPr>
+        <w:pStyle w:val="TOC2"/>
+        <w:tabs>
+          <w:tab w:val="right" w:leader="dot" w:pos="9307"/>
+        </w:tabs>
+        <w:rPr>
+          <w:rFonts w:asciiTheme="minorHAnsi" w:hAnsiTheme="minorHAnsi"/>
+          <w:noProof/>
+          <w:color w:val="auto"/>
+          <w:kern w:val="2"/>
+          <w:sz w:val="24"/>
+          <w:szCs w:val="24"/>
+          <w:lang w:val="en-IN" w:eastAsia="en-IN" w:bidi="kn-IN"/>
+          <w14:ligatures w14:val="standardContextual"/>
+        </w:rPr>
+      </w:pPr>
+      <w:hyperlink w:anchor="_Toc232977933" w:history="1">
+        <w:r>
+          <w:rPr>
+            <w:rStyle w:val="Hyperlink"/>
+            <w:noProof/>
+          </w:rPr>
+          <w:t>7.6 LLM Triage - modules/llm_triage</w:t>
+        </w:r>
+        <w:r>
+          <w:rPr>
+            <w:noProof/>
+            <w:webHidden/>
+          </w:rPr>
+          <w:tab/>
+        </w:r>
+        <w:r>
+          <w:rPr>
+            <w:noProof/>
+            <w:webHidden/>
+          </w:rPr>
+          <w:fldChar w:fldCharType="begin"/>
+        </w:r>
+        <w:r>
+          <w:rPr>
+            <w:noProof/>
+            <w:webHidden/>
+          </w:rPr>
+          <w:instrText xml:space="preserve"> PAGEREF _Toc232977933 \h </w:instrText>
+        </w:r>
+        <w:r>
+          <w:rPr>
+            <w:noProof/>
+            <w:webHidden/>
+          </w:rPr>
+        </w:r>
+        <w:r>
+          <w:rPr>
+            <w:noProof/>
+            <w:webHidden/>
+          </w:rPr>
+          <w:fldChar w:fldCharType="separate"/>
+        </w:r>
+        <w:r>
+          <w:rPr>
+            <w:noProof/>
+            <w:webHidden/>
+          </w:rPr>
+          <w:t>13</w:t>
+        </w:r>
+        <w:r>
+          <w:rPr>
+            <w:noProof/>
+            <w:webHidden/>
+          </w:rPr>
+          <w:fldChar w:fldCharType="end"/>
+        </w:r>
+      </w:hyperlink>
+    </w:p>
+    <w:p>
+      <w:pPr>
+        <w:pStyle w:val="TOC2"/>
+        <w:tabs>
+          <w:tab w:val="right" w:leader="dot" w:pos="9307"/>
+        </w:tabs>
+        <w:rPr>
+          <w:rFonts w:asciiTheme="minorHAnsi" w:hAnsiTheme="minorHAnsi"/>
+          <w:noProof/>
+          <w:color w:val="auto"/>
+          <w:kern w:val="2"/>
+          <w:sz w:val="24"/>
+          <w:szCs w:val="24"/>
+          <w:lang w:val="en-IN" w:eastAsia="en-IN" w:bidi="kn-IN"/>
+          <w14:ligatures w14:val="standardContextual"/>
+        </w:rPr>
+      </w:pPr>
+      <w:hyperlink w:anchor="_Toc232977934" w:history="1">
+        <w:r>
+          <w:rPr>
+            <w:rStyle w:val="Hyperlink"/>
+            <w:noProof/>
+          </w:rPr>
+          <w:t>7.7 Dashboard - modules/dashboard</w:t>
+        </w:r>
+        <w:r>
+          <w:rPr>
+            <w:noProof/>
+            <w:webHidden/>
+          </w:rPr>
+          <w:tab/>
+        </w:r>
+        <w:r>
+          <w:rPr>
+            <w:noProof/>
+            <w:webHidden/>
+          </w:rPr>
+          <w:fldChar w:fldCharType="begin"/>
+        </w:r>
+        <w:r>
+          <w:rPr>
+            <w:noProof/>
+            <w:webHidden/>
+          </w:rPr>
+          <w:instrText xml:space="preserve"> PAGEREF _Toc232977934 \h </w:instrText>
+        </w:r>
+        <w:r>
+          <w:rPr>
+            <w:noProof/>
+            <w:webHidden/>
+          </w:rPr>
+        </w:r>
+        <w:r>
+          <w:rPr>
+            <w:noProof/>
+            <w:webHidden/>
+          </w:rPr>
+          <w:fldChar w:fldCharType="separate"/>
+        </w:r>
+        <w:r>
+          <w:rPr>
+            <w:noProof/>
+            <w:webHidden/>
+          </w:rPr>
+          <w:t>14</w:t>
+        </w:r>
+        <w:r>
+          <w:rPr>
+            <w:noProof/>
+            <w:webHidden/>
+          </w:rPr>
+          <w:fldChar w:fldCharType="end"/>
+        </w:r>
+      </w:hyperlink>
+    </w:p>
+    <w:p>
+      <w:pPr>
+        <w:pStyle w:val="TOC1"/>
+        <w:tabs>
+          <w:tab w:val="right" w:leader="dot" w:pos="9307"/>
+        </w:tabs>
+        <w:rPr>
+          <w:rFonts w:asciiTheme="minorHAnsi" w:hAnsiTheme="minorHAnsi"/>
+          <w:noProof/>
+          <w:color w:val="auto"/>
+          <w:kern w:val="2"/>
+          <w:sz w:val="24"/>
+          <w:szCs w:val="24"/>
+          <w:lang w:val="en-IN" w:eastAsia="en-IN" w:bidi="kn-IN"/>
+          <w14:ligatures w14:val="standardContextual"/>
+        </w:rPr>
+      </w:pPr>
+      <w:hyperlink w:anchor="_Toc232977935" w:history="1">
+        <w:r>
+          <w:rPr>
+            <w:rStyle w:val="Hyperlink"/>
+            <w:noProof/>
+          </w:rPr>
+          <w:t>8. Sample Incidents</w:t>
+        </w:r>
+        <w:r>
+          <w:rPr>
+            <w:noProof/>
+            <w:webHidden/>
+          </w:rPr>
+          <w:tab/>
+        </w:r>
+        <w:r>
+          <w:rPr>
+            <w:noProof/>
+            <w:webHidden/>
+          </w:rPr>
+          <w:fldChar w:fldCharType="begin"/>
+        </w:r>
+        <w:r>
+          <w:rPr>
+            <w:noProof/>
+            <w:webHidden/>
+          </w:rPr>
+          <w:instrText xml:space="preserve"> PAGEREF _Toc232977935 \h </w:instrText>
+        </w:r>
+        <w:r>
+          <w:rPr>
+            <w:noProof/>
+            <w:webHidden/>
+          </w:rPr>
+        </w:r>
+        <w:r>
+          <w:rPr>
+            <w:noProof/>
+            <w:webHidden/>
+          </w:rPr>
+          <w:fldChar w:fldCharType="separate"/>
+        </w:r>
+        <w:r>
+          <w:rPr>
+            <w:noProof/>
+            <w:webHidden/>
+          </w:rPr>
+          <w:t>14</w:t>
+        </w:r>
+        <w:r>
+          <w:rPr>
+            <w:noProof/>
+            <w:webHidden/>
+          </w:rPr>
+          <w:fldChar w:fldCharType="end"/>
+        </w:r>
+      </w:hyperlink>
+    </w:p>
+    <w:p>
+      <w:pPr>
+        <w:pStyle w:val="TOC2"/>
+        <w:tabs>
+          <w:tab w:val="right" w:leader="dot" w:pos="9307"/>
+        </w:tabs>
+        <w:rPr>
+          <w:rFonts w:asciiTheme="minorHAnsi" w:hAnsiTheme="minorHAnsi"/>
+          <w:noProof/>
+          <w:color w:val="auto"/>
+          <w:kern w:val="2"/>
+          <w:sz w:val="24"/>
+          <w:szCs w:val="24"/>
+          <w:lang w:val="en-IN" w:eastAsia="en-IN" w:bidi="kn-IN"/>
+          <w14:ligatures w14:val="standardContextual"/>
+        </w:rPr>
+      </w:pPr>
+      <w:hyperlink w:anchor="_Toc232977936" w:history="1">
+        <w:r>
+          <w:rPr>
+            <w:rStyle w:val="Hyperlink"/>
+            <w:noProof/>
+          </w:rPr>
+          <w:t>INC-A - Crypto-mining via a compromised CI/CD account</w:t>
+        </w:r>
+        <w:r>
+          <w:rPr>
+            <w:noProof/>
+            <w:webHidden/>
+          </w:rPr>
+          <w:tab/>
+        </w:r>
+        <w:r>
+          <w:rPr>
+            <w:noProof/>
+            <w:webHidden/>
+          </w:rPr>
+          <w:fldChar w:fldCharType="begin"/>
+        </w:r>
+        <w:r>
+          <w:rPr>
+            <w:noProof/>
+            <w:webHidden/>
+          </w:rPr>
+          <w:instrText xml:space="preserve"> PAGEREF _Toc232977936 \h </w:instrText>
+        </w:r>
+        <w:r>
+          <w:rPr>
+            <w:noProof/>
+            <w:webHidden/>
+          </w:rPr>
+        </w:r>
+        <w:r>
+          <w:rPr>
+            <w:noProof/>
+            <w:webHidden/>
+          </w:rPr>
+          <w:fldChar w:fldCharType="separate"/>
+        </w:r>
+        <w:r>
+          <w:rPr>
+            <w:noProof/>
+            <w:webHidden/>
+          </w:rPr>
+          <w:t>14</w:t>
+        </w:r>
+        <w:r>
+          <w:rPr>
+            <w:noProof/>
+            <w:webHidden/>
+          </w:rPr>
+          <w:fldChar w:fldCharType="end"/>
+        </w:r>
+      </w:hyperlink>
+    </w:p>
+    <w:p>
+      <w:pPr>
+        <w:pStyle w:val="TOC2"/>
+        <w:tabs>
+          <w:tab w:val="right" w:leader="dot" w:pos="9307"/>
+        </w:tabs>
+        <w:rPr>
+          <w:rFonts w:asciiTheme="minorHAnsi" w:hAnsiTheme="minorHAnsi"/>
+          <w:noProof/>
+          <w:color w:val="auto"/>
+          <w:kern w:val="2"/>
+          <w:sz w:val="24"/>
+          <w:szCs w:val="24"/>
+          <w:lang w:val="en-IN" w:eastAsia="en-IN" w:bidi="kn-IN"/>
+          <w14:ligatures w14:val="standardContextual"/>
+        </w:rPr>
+      </w:pPr>
+      <w:hyperlink w:anchor="_Toc232977937" w:history="1">
+        <w:r>
+          <w:rPr>
+            <w:rStyle w:val="Hyperlink"/>
+            <w:noProof/>
+          </w:rPr>
+          <w:t>INC-B - Debug pod with NodePort exposed to 0.0.0.0/0</w:t>
+        </w:r>
+        <w:r>
+          <w:rPr>
+            <w:noProof/>
+            <w:webHidden/>
+          </w:rPr>
+          <w:tab/>
+        </w:r>
+        <w:r>
+          <w:rPr>
+            <w:noProof/>
+            <w:webHidden/>
+          </w:rPr>
+          <w:fldChar w:fldCharType="begin"/>
+        </w:r>
+        <w:r>
+          <w:rPr>
+            <w:noProof/>
+            <w:webHidden/>
+          </w:rPr>
+          <w:instrText xml:space="preserve"> PAGEREF _Toc232977937 \h </w:instrText>
+        </w:r>
+        <w:r>
+          <w:rPr>
+            <w:noProof/>
+            <w:webHidden/>
+          </w:rPr>
+        </w:r>
+        <w:r>
+          <w:rPr>
+            <w:noProof/>
+            <w:webHidden/>
+          </w:rPr>
+          <w:fldChar w:fldCharType="separate"/>
+        </w:r>
+        <w:r>
+          <w:rPr>
+            <w:noProof/>
+            <w:webHidden/>
+          </w:rPr>
+          <w:t>15</w:t>
+        </w:r>
+        <w:r>
+          <w:rPr>
+            <w:noProof/>
+            <w:webHidden/>
+          </w:rPr>
+          <w:fldChar w:fldCharType="end"/>
+        </w:r>
+      </w:hyperlink>
+    </w:p>
+    <w:p>
+      <w:pPr>
+        <w:pStyle w:val="TOC2"/>
+        <w:tabs>
+          <w:tab w:val="right" w:leader="dot" w:pos="9307"/>
+        </w:tabs>
+        <w:rPr>
+          <w:rFonts w:asciiTheme="minorHAnsi" w:hAnsiTheme="minorHAnsi"/>
+          <w:noProof/>
+          <w:color w:val="auto"/>
+          <w:kern w:val="2"/>
+          <w:sz w:val="24"/>
+          <w:szCs w:val="24"/>
+          <w:lang w:val="en-IN" w:eastAsia="en-IN" w:bidi="kn-IN"/>
+          <w14:ligatures w14:val="standardContextual"/>
+        </w:rPr>
+      </w:pPr>
+      <w:hyperlink w:anchor="_Toc232977938" w:history="1">
+        <w:r>
+          <w:rPr>
+            <w:rStyle w:val="Hyperlink"/>
+            <w:noProof/>
+          </w:rPr>
+          <w:t>INC-C - Compromised assumed-role session reads PII from S3</w:t>
+        </w:r>
+        <w:r>
+          <w:rPr>
+            <w:noProof/>
+            <w:webHidden/>
+          </w:rPr>
+          <w:tab/>
+        </w:r>
+        <w:r>
+          <w:rPr>
+            <w:noProof/>
+            <w:webHidden/>
+          </w:rPr>
+          <w:fldChar w:fldCharType="begin"/>
+        </w:r>
+        <w:r>
+          <w:rPr>
+            <w:noProof/>
+            <w:webHidden/>
+          </w:rPr>
+          <w:instrText xml:space="preserve"> PAGEREF _Toc232977938 \h </w:instrText>
+        </w:r>
+        <w:r>
+          <w:rPr>
+            <w:noProof/>
+            <w:webHidden/>
+          </w:rPr>
+        </w:r>
+        <w:r>
+          <w:rPr>
+            <w:noProof/>
+            <w:webHidden/>
+          </w:rPr>
+          <w:fldChar w:fldCharType="separate"/>
+        </w:r>
+        <w:r>
+          <w:rPr>
+            <w:noProof/>
+            <w:webHidden/>
+          </w:rPr>
+          <w:t>15</w:t>
+        </w:r>
+        <w:r>
+          <w:rPr>
+            <w:noProof/>
+            <w:webHidden/>
+          </w:rPr>
+          <w:fldChar w:fldCharType="end"/>
+        </w:r>
+      </w:hyperlink>
+    </w:p>
+    <w:p>
+      <w:pPr>
+        <w:pStyle w:val="TOC1"/>
+        <w:tabs>
+          <w:tab w:val="right" w:leader="dot" w:pos="9307"/>
+        </w:tabs>
+        <w:rPr>
+          <w:rFonts w:asciiTheme="minorHAnsi" w:hAnsiTheme="minorHAnsi"/>
+          <w:noProof/>
+          <w:color w:val="auto"/>
+          <w:kern w:val="2"/>
+          <w:sz w:val="24"/>
+          <w:szCs w:val="24"/>
+          <w:lang w:val="en-IN" w:eastAsia="en-IN" w:bidi="kn-IN"/>
+          <w14:ligatures w14:val="standardContextual"/>
+        </w:rPr>
+      </w:pPr>
+      <w:hyperlink w:anchor="_Toc232977939" w:history="1">
+        <w:r>
+          <w:rPr>
+            <w:rStyle w:val="Hyperlink"/>
+            <w:noProof/>
+          </w:rPr>
+          <w:t>9. Results &amp; Evaluation</w:t>
+        </w:r>
+        <w:r>
+          <w:rPr>
+            <w:noProof/>
+            <w:webHidden/>
+          </w:rPr>
+          <w:tab/>
+        </w:r>
+        <w:r>
+          <w:rPr>
+            <w:noProof/>
+            <w:webHidden/>
+          </w:rPr>
+          <w:fldChar w:fldCharType="begin"/>
+        </w:r>
+        <w:r>
+          <w:rPr>
+            <w:noProof/>
+            <w:webHidden/>
+          </w:rPr>
+          <w:instrText xml:space="preserve"> PAGEREF _Toc232977939 \h </w:instrText>
+        </w:r>
+        <w:r>
+          <w:rPr>
+            <w:noProof/>
+            <w:webHidden/>
+          </w:rPr>
+        </w:r>
+        <w:r>
+          <w:rPr>
+            <w:noProof/>
+            <w:webHidden/>
+          </w:rPr>
+          <w:fldChar w:fldCharType="separate"/>
+        </w:r>
+        <w:r>
+          <w:rPr>
+            <w:noProof/>
+            <w:webHidden/>
+          </w:rPr>
+          <w:t>15</w:t>
+        </w:r>
+        <w:r>
+          <w:rPr>
+            <w:noProof/>
+            <w:webHidden/>
+          </w:rPr>
+          <w:fldChar w:fldCharType="end"/>
+        </w:r>
+      </w:hyperlink>
+    </w:p>
+    <w:p>
+      <w:pPr>
+        <w:pStyle w:val="TOC2"/>
+        <w:tabs>
+          <w:tab w:val="right" w:leader="dot" w:pos="9307"/>
+        </w:tabs>
+        <w:rPr>
+          <w:rFonts w:asciiTheme="minorHAnsi" w:hAnsiTheme="minorHAnsi"/>
+          <w:noProof/>
+          <w:color w:val="auto"/>
+          <w:kern w:val="2"/>
+          <w:sz w:val="24"/>
+          <w:szCs w:val="24"/>
+          <w:lang w:val="en-IN" w:eastAsia="en-IN" w:bidi="kn-IN"/>
+          <w14:ligatures w14:val="standardContextual"/>
+        </w:rPr>
+      </w:pPr>
+      <w:hyperlink w:anchor="_Toc232977940" w:history="1">
+        <w:r>
+          <w:rPr>
+            <w:rStyle w:val="Hyperlink"/>
+            <w:noProof/>
+          </w:rPr>
+          <w:t>The deliverable scorecard</w:t>
+        </w:r>
+        <w:r>
+          <w:rPr>
+            <w:noProof/>
+            <w:webHidden/>
+          </w:rPr>
+          <w:tab/>
+        </w:r>
+        <w:r>
+          <w:rPr>
+            <w:noProof/>
+            <w:webHidden/>
+          </w:rPr>
+          <w:fldChar w:fldCharType="begin"/>
+        </w:r>
+        <w:r>
+          <w:rPr>
+            <w:noProof/>
+            <w:webHidden/>
+          </w:rPr>
+          <w:instrText xml:space="preserve"> PAGEREF _Toc232977940 \h </w:instrText>
+        </w:r>
+        <w:r>
+          <w:rPr>
+            <w:noProof/>
+            <w:webHidden/>
+          </w:rPr>
+        </w:r>
+        <w:r>
+          <w:rPr>
+            <w:noProof/>
+            <w:webHidden/>
+          </w:rPr>
+          <w:fldChar w:fldCharType="separate"/>
+        </w:r>
+        <w:r>
+          <w:rPr>
+            <w:noProof/>
+            <w:webHidden/>
+          </w:rPr>
+          <w:t>15</w:t>
+        </w:r>
+        <w:r>
+          <w:rPr>
+            <w:noProof/>
+            <w:webHidden/>
+          </w:rPr>
+          <w:fldChar w:fldCharType="end"/>
+        </w:r>
+      </w:hyperlink>
+    </w:p>
+    <w:p>
+      <w:pPr>
+        <w:pStyle w:val="TOC2"/>
+        <w:tabs>
+          <w:tab w:val="right" w:leader="dot" w:pos="9307"/>
+        </w:tabs>
+        <w:rPr>
+          <w:rFonts w:asciiTheme="minorHAnsi" w:hAnsiTheme="minorHAnsi"/>
+          <w:noProof/>
+          <w:color w:val="auto"/>
+          <w:kern w:val="2"/>
+          <w:sz w:val="24"/>
+          <w:szCs w:val="24"/>
+          <w:lang w:val="en-IN" w:eastAsia="en-IN" w:bidi="kn-IN"/>
+          <w14:ligatures w14:val="standardContextual"/>
+        </w:rPr>
+      </w:pPr>
+      <w:hyperlink w:anchor="_Toc232977941" w:history="1">
+        <w:r>
+          <w:rPr>
+            <w:rStyle w:val="Hyperlink"/>
+            <w:noProof/>
+          </w:rPr>
+          <w:t>Why is flag-set precision lower in the ablation below?</w:t>
+        </w:r>
+        <w:r>
+          <w:rPr>
+            <w:noProof/>
+            <w:webHidden/>
+          </w:rPr>
+          <w:tab/>
+        </w:r>
+        <w:r>
+          <w:rPr>
+            <w:noProof/>
+            <w:webHidden/>
+          </w:rPr>
+          <w:fldChar w:fldCharType="begin"/>
+        </w:r>
+        <w:r>
+          <w:rPr>
+            <w:noProof/>
+            <w:webHidden/>
+          </w:rPr>
+          <w:instrText xml:space="preserve"> PAGEREF _Toc232977941 \h </w:instrText>
+        </w:r>
+        <w:r>
+          <w:rPr>
+            <w:noProof/>
+            <w:webHidden/>
+          </w:rPr>
+        </w:r>
+        <w:r>
+          <w:rPr>
+            <w:noProof/>
+            <w:webHidden/>
+          </w:rPr>
+          <w:fldChar w:fldCharType="separate"/>
+        </w:r>
+        <w:r>
+          <w:rPr>
+            <w:noProof/>
+            <w:webHidden/>
+          </w:rPr>
+          <w:t>16</w:t>
+        </w:r>
+        <w:r>
+          <w:rPr>
+            <w:noProof/>
+            <w:webHidden/>
+          </w:rPr>
+          <w:fldChar w:fldCharType="end"/>
+        </w:r>
+      </w:hyperlink>
+    </w:p>
+    <w:p>
+      <w:pPr>
+        <w:pStyle w:val="TOC1"/>
+        <w:tabs>
+          <w:tab w:val="right" w:leader="dot" w:pos="9307"/>
+        </w:tabs>
+        <w:rPr>
+          <w:rFonts w:asciiTheme="minorHAnsi" w:hAnsiTheme="minorHAnsi"/>
+          <w:noProof/>
+          <w:color w:val="auto"/>
+          <w:kern w:val="2"/>
+          <w:sz w:val="24"/>
+          <w:szCs w:val="24"/>
+          <w:lang w:val="en-IN" w:eastAsia="en-IN" w:bidi="kn-IN"/>
+          <w14:ligatures w14:val="standardContextual"/>
+        </w:rPr>
+      </w:pPr>
+      <w:hyperlink w:anchor="_Toc232977942" w:history="1">
+        <w:r>
+          <w:rPr>
+            <w:rStyle w:val="Hyperlink"/>
+            <w:noProof/>
           </w:rPr>
           <w:t>10. Scalability</w:t>
         </w:r>
         <w:r>
           <w:rPr>
-            <w:b/>
-            <w:bCs/>
             <w:noProof/>
             <w:webHidden/>
-            <w:sz w:val="22"/>
-            <w:szCs w:val="24"/>
           </w:rPr>
           <w:tab/>
         </w:r>
         <w:r>
           <w:rPr>
-            <w:b/>
-            <w:bCs/>
             <w:noProof/>
             <w:webHidden/>
-            <w:sz w:val="22"/>
-            <w:szCs w:val="24"/>
           </w:rPr>
           <w:fldChar w:fldCharType="begin"/>
         </w:r>
         <w:r>
           <w:rPr>
-            <w:b/>
-            <w:bCs/>
             <w:noProof/>
             <w:webHidden/>
-            <w:sz w:val="22"/>
-            <w:szCs w:val="24"/>
           </w:rPr>
-          <w:instrText xml:space="preserve"> PAGEREF _Toc232960776 \h </w:instrText>
+          <w:instrText xml:space="preserve"> PAGEREF _Toc232977942 \h </w:instrText>
         </w:r>
         <w:r>
           <w:rPr>
-            <w:b/>
-            <w:bCs/>
             <w:noProof/>
             <w:webHidden/>
-            <w:sz w:val="22"/>
-            <w:szCs w:val="24"/>
           </w:rPr>
         </w:r>
         <w:r>
           <w:rPr>
-            <w:b/>
-            <w:bCs/>
             <w:noProof/>
             <w:webHidden/>
-            <w:sz w:val="22"/>
-            <w:szCs w:val="24"/>
           </w:rPr>
           <w:fldChar w:fldCharType="separate"/>
         </w:r>
         <w:r>
           <w:rPr>
-            <w:b/>
-            <w:bCs/>
             <w:noProof/>
             <w:webHidden/>
-            <w:sz w:val="22"/>
-            <w:szCs w:val="24"/>
           </w:rPr>
           <w:t>17</w:t>
         </w:r>
         <w:r>
           <w:rPr>
-            <w:b/>
-            <w:bCs/>
             <w:noProof/>
             <w:webHidden/>
-            <w:sz w:val="22"/>
-            <w:szCs w:val="24"/>
           </w:rPr>
           <w:fldChar w:fldCharType="end"/>
         </w:r>
@@ -3203,98 +2105,69 @@
           <w:tab w:val="right" w:leader="dot" w:pos="9307"/>
         </w:tabs>
         <w:rPr>
-          <w:b/>
-          <w:bCs/>
+          <w:rFonts w:asciiTheme="minorHAnsi" w:hAnsiTheme="minorHAnsi"/>
           <w:noProof/>
-          <w:sz w:val="22"/>
+          <w:color w:val="auto"/>
+          <w:kern w:val="2"/>
+          <w:sz w:val="24"/>
           <w:szCs w:val="24"/>
-        </w:rPr>
-      </w:pPr>
-      <w:hyperlink w:anchor="_Toc232960777" w:history="1">
+          <w:lang w:val="en-IN" w:eastAsia="en-IN" w:bidi="kn-IN"/>
+          <w14:ligatures w14:val="standardContextual"/>
+        </w:rPr>
+      </w:pPr>
+      <w:hyperlink w:anchor="_Toc232977943" w:history="1">
         <w:r>
           <w:rPr>
             <w:rStyle w:val="Hyperlink"/>
-            <w:b/>
-            <w:bCs/>
             <w:noProof/>
-            <w:sz w:val="22"/>
-            <w:szCs w:val="24"/>
           </w:rPr>
           <w:t>11. Bottlenecks &amp; Challenges Faced</w:t>
         </w:r>
         <w:r>
           <w:rPr>
-            <w:b/>
-            <w:bCs/>
             <w:noProof/>
             <w:webHidden/>
-            <w:sz w:val="22"/>
-            <w:szCs w:val="24"/>
           </w:rPr>
           <w:tab/>
         </w:r>
         <w:r>
           <w:rPr>
-            <w:b/>
-            <w:bCs/>
             <w:noProof/>
             <w:webHidden/>
-            <w:sz w:val="22"/>
-            <w:szCs w:val="24"/>
           </w:rPr>
           <w:fldChar w:fldCharType="begin"/>
         </w:r>
         <w:r>
           <w:rPr>
-            <w:b/>
-            <w:bCs/>
             <w:noProof/>
             <w:webHidden/>
-            <w:sz w:val="22"/>
-            <w:szCs w:val="24"/>
           </w:rPr>
-          <w:instrText xml:space="preserve"> PAGEREF _Toc232960777 \h </w:instrText>
+          <w:instrText xml:space="preserve"> PAGEREF _Toc232977943 \h </w:instrText>
         </w:r>
         <w:r>
           <w:rPr>
-            <w:b/>
-            <w:bCs/>
             <w:noProof/>
             <w:webHidden/>
-            <w:sz w:val="22"/>
-            <w:szCs w:val="24"/>
           </w:rPr>
         </w:r>
         <w:r>
           <w:rPr>
-            <w:b/>
-            <w:bCs/>
             <w:noProof/>
             <w:webHidden/>
-            <w:sz w:val="22"/>
-            <w:szCs w:val="24"/>
           </w:rPr>
           <w:fldChar w:fldCharType="separate"/>
         </w:r>
         <w:r>
           <w:rPr>
-            <w:b/>
-            <w:bCs/>
             <w:noProof/>
             <w:webHidden/>
-            <w:sz w:val="22"/>
-            <w:szCs w:val="24"/>
           </w:rPr>
           <w:t>18</w:t>
         </w:r>
         <w:r>
           <w:rPr>
-            <w:b/>
-            <w:bCs/>
             <w:noProof/>
             <w:webHidden/>
-            <w:sz w:val="22"/>
-            <w:szCs w:val="24"/>
           </w:rPr>
           <w:fldChar w:fldCharType="end"/>
         </w:r>
@@ -3307,98 +2180,69 @@
           <w:tab w:val="right" w:leader="dot" w:pos="9307"/>
         </w:tabs>
         <w:rPr>
-          <w:b/>
-          <w:bCs/>
+          <w:rFonts w:asciiTheme="minorHAnsi" w:hAnsiTheme="minorHAnsi"/>
           <w:noProof/>
-          <w:sz w:val="22"/>
+          <w:color w:val="auto"/>
+          <w:kern w:val="2"/>
+          <w:sz w:val="24"/>
           <w:szCs w:val="24"/>
-        </w:rPr>
-      </w:pPr>
-      <w:hyperlink w:anchor="_Toc232960778" w:history="1">
+          <w:lang w:val="en-IN" w:eastAsia="en-IN" w:bidi="kn-IN"/>
+          <w14:ligatures w14:val="standardContextual"/>
+        </w:rPr>
+      </w:pPr>
+      <w:hyperlink w:anchor="_Toc232977944" w:history="1">
         <w:r>
           <w:rPr>
             <w:rStyle w:val="Hyperlink"/>
-            <w:b/>
-            <w:bCs/>
             <w:noProof/>
-            <w:sz w:val="22"/>
-            <w:szCs w:val="24"/>
           </w:rPr>
           <w:t>12. Future Enhancements</w:t>
         </w:r>
         <w:r>
           <w:rPr>
-            <w:b/>
-            <w:bCs/>
             <w:noProof/>
             <w:webHidden/>
-            <w:sz w:val="22"/>
-            <w:szCs w:val="24"/>
           </w:rPr>
           <w:tab/>
         </w:r>
         <w:r>
           <w:rPr>
-            <w:b/>
-            <w:bCs/>
             <w:noProof/>
             <w:webHidden/>
-            <w:sz w:val="22"/>
-            <w:szCs w:val="24"/>
           </w:rPr>
           <w:fldChar w:fldCharType="begin"/>
         </w:r>
         <w:r>
           <w:rPr>
-            <w:b/>
-            <w:bCs/>
             <w:noProof/>
             <w:webHidden/>
-            <w:sz w:val="22"/>
-            <w:szCs w:val="24"/>
           </w:rPr>
-          <w:instrText xml:space="preserve"> PAGEREF _Toc232960778 \h </w:instrText>
+          <w:instrText xml:space="preserve"> PAGEREF _Toc232977944 \h </w:instrText>
         </w:r>
         <w:r>
           <w:rPr>
-            <w:b/>
-            <w:bCs/>
             <w:noProof/>
             <w:webHidden/>
-            <w:sz w:val="22"/>
-            <w:szCs w:val="24"/>
           </w:rPr>
         </w:r>
         <w:r>
           <w:rPr>
-            <w:b/>
-            <w:bCs/>
             <w:noProof/>
             <w:webHidden/>
-            <w:sz w:val="22"/>
-            <w:szCs w:val="24"/>
           </w:rPr>
           <w:fldChar w:fldCharType="separate"/>
         </w:r>
         <w:r>
           <w:rPr>
-            <w:b/>
-            <w:bCs/>
             <w:noProof/>
             <w:webHidden/>
-            <w:sz w:val="22"/>
-            <w:szCs w:val="24"/>
           </w:rPr>
           <w:t>18</w:t>
         </w:r>
         <w:r>
           <w:rPr>
-            <w:b/>
-            <w:bCs/>
             <w:noProof/>
             <w:webHidden/>
-            <w:sz w:val="22"/>
-            <w:szCs w:val="24"/>
           </w:rPr>
           <w:fldChar w:fldCharType="end"/>
         </w:r>
@@ -3411,98 +2255,69 @@
           <w:tab w:val="right" w:leader="dot" w:pos="9307"/>
         </w:tabs>
         <w:rPr>
-          <w:b/>
-          <w:bCs/>
+          <w:rFonts w:asciiTheme="minorHAnsi" w:hAnsiTheme="minorHAnsi"/>
           <w:noProof/>
-          <w:sz w:val="22"/>
+          <w:color w:val="auto"/>
+          <w:kern w:val="2"/>
+          <w:sz w:val="24"/>
           <w:szCs w:val="24"/>
-        </w:rPr>
-      </w:pPr>
-      <w:hyperlink w:anchor="_Toc232960779" w:history="1">
+          <w:lang w:val="en-IN" w:eastAsia="en-IN" w:bidi="kn-IN"/>
+          <w14:ligatures w14:val="standardContextual"/>
+        </w:rPr>
+      </w:pPr>
+      <w:hyperlink w:anchor="_Toc232977945" w:history="1">
         <w:r>
           <w:rPr>
             <w:rStyle w:val="Hyperlink"/>
-            <w:b/>
-            <w:bCs/>
             <w:noProof/>
-            <w:sz w:val="22"/>
-            <w:szCs w:val="24"/>
           </w:rPr>
           <w:t>13. Reproducibility</w:t>
         </w:r>
         <w:r>
           <w:rPr>
-            <w:b/>
-            <w:bCs/>
             <w:noProof/>
             <w:webHidden/>
-            <w:sz w:val="22"/>
-            <w:szCs w:val="24"/>
           </w:rPr>
           <w:tab/>
         </w:r>
         <w:r>
           <w:rPr>
-            <w:b/>
-            <w:bCs/>
             <w:noProof/>
             <w:webHidden/>
-            <w:sz w:val="22"/>
-            <w:szCs w:val="24"/>
           </w:rPr>
           <w:fldChar w:fldCharType="begin"/>
         </w:r>
         <w:r>
           <w:rPr>
-            <w:b/>
-            <w:bCs/>
             <w:noProof/>
             <w:webHidden/>
-            <w:sz w:val="22"/>
-            <w:szCs w:val="24"/>
           </w:rPr>
-          <w:instrText xml:space="preserve"> PAGEREF _Toc232960779 \h </w:instrText>
+          <w:instrText xml:space="preserve"> PAGEREF _Toc232977945 \h </w:instrText>
         </w:r>
         <w:r>
           <w:rPr>
-            <w:b/>
-            <w:bCs/>
             <w:noProof/>
             <w:webHidden/>
-            <w:sz w:val="22"/>
-            <w:szCs w:val="24"/>
           </w:rPr>
         </w:r>
         <w:r>
           <w:rPr>
-            <w:b/>
-            <w:bCs/>
             <w:noProof/>
             <w:webHidden/>
-            <w:sz w:val="22"/>
-            <w:szCs w:val="24"/>
           </w:rPr>
           <w:fldChar w:fldCharType="separate"/>
         </w:r>
         <w:r>
           <w:rPr>
-            <w:b/>
-            <w:bCs/>
             <w:noProof/>
             <w:webHidden/>
-            <w:sz w:val="22"/>
-            <w:szCs w:val="24"/>
           </w:rPr>
           <w:t>19</w:t>
         </w:r>
         <w:r>
           <w:rPr>
-            <w:b/>
-            <w:bCs/>
             <w:noProof/>
             <w:webHidden/>
-            <w:sz w:val="22"/>
-            <w:szCs w:val="24"/>
           </w:rPr>
           <w:fldChar w:fldCharType="end"/>
         </w:r>
@@ -3515,98 +2330,69 @@
           <w:tab w:val="right" w:leader="dot" w:pos="9307"/>
         </w:tabs>
         <w:rPr>
-          <w:b/>
-          <w:bCs/>
+          <w:rFonts w:asciiTheme="minorHAnsi" w:hAnsiTheme="minorHAnsi"/>
           <w:noProof/>
-          <w:sz w:val="22"/>
+          <w:color w:val="auto"/>
+          <w:kern w:val="2"/>
+          <w:sz w:val="24"/>
           <w:szCs w:val="24"/>
-        </w:rPr>
-      </w:pPr>
-      <w:hyperlink w:anchor="_Toc232960780" w:history="1">
+          <w:lang w:val="en-IN" w:eastAsia="en-IN" w:bidi="kn-IN"/>
+          <w14:ligatures w14:val="standardContextual"/>
+        </w:rPr>
+      </w:pPr>
+      <w:hyperlink w:anchor="_Toc232977946" w:history="1">
         <w:r>
           <w:rPr>
             <w:rStyle w:val="Hyperlink"/>
-            <w:b/>
-            <w:bCs/>
             <w:noProof/>
-            <w:sz w:val="22"/>
-            <w:szCs w:val="24"/>
           </w:rPr>
           <w:t>Appendix</w:t>
         </w:r>
         <w:r>
           <w:rPr>
-            <w:b/>
-            <w:bCs/>
             <w:noProof/>
             <w:webHidden/>
-            <w:sz w:val="22"/>
-            <w:szCs w:val="24"/>
           </w:rPr>
           <w:tab/>
         </w:r>
         <w:r>
           <w:rPr>
-            <w:b/>
-            <w:bCs/>
             <w:noProof/>
             <w:webHidden/>
-            <w:sz w:val="22"/>
-            <w:szCs w:val="24"/>
           </w:rPr>
           <w:fldChar w:fldCharType="begin"/>
         </w:r>
         <w:r>
           <w:rPr>
-            <w:b/>
-            <w:bCs/>
             <w:noProof/>
             <w:webHidden/>
-            <w:sz w:val="22"/>
-            <w:szCs w:val="24"/>
           </w:rPr>
-          <w:instrText xml:space="preserve"> PAGEREF _Toc232960780 \h </w:instrText>
+          <w:instrText xml:space="preserve"> PAGEREF _Toc232977946 \h </w:instrText>
         </w:r>
         <w:r>
           <w:rPr>
-            <w:b/>
-            <w:bCs/>
             <w:noProof/>
             <w:webHidden/>
-            <w:sz w:val="22"/>
-            <w:szCs w:val="24"/>
           </w:rPr>
         </w:r>
         <w:r>
           <w:rPr>
-            <w:b/>
-            <w:bCs/>
             <w:noProof/>
             <w:webHidden/>
-            <w:sz w:val="22"/>
-            <w:szCs w:val="24"/>
           </w:rPr>
           <w:fldChar w:fldCharType="separate"/>
         </w:r>
         <w:r>
           <w:rPr>
-            <w:b/>
-            <w:bCs/>
             <w:noProof/>
             <w:webHidden/>
-            <w:sz w:val="22"/>
-            <w:szCs w:val="24"/>
           </w:rPr>
           <w:t>19</w:t>
         </w:r>
         <w:r>
           <w:rPr>
-            <w:b/>
-            <w:bCs/>
             <w:noProof/>
             <w:webHidden/>
-            <w:sz w:val="22"/>
-            <w:szCs w:val="24"/>
           </w:rPr>
           <w:fldChar w:fldCharType="end"/>
         </w:r>
@@ -3638,7 +2424,7 @@
         </w:pBdr>
         <w:spacing w:before="280" w:after="80"/>
       </w:pPr>
-      <w:bookmarkStart w:id="0" w:name="_Toc232960752"/>
+      <w:bookmarkStart w:id="0" w:name="_Toc232977919"/>
       <w:r>
         <w:rPr>
           <w:rFonts w:ascii="Calibri" w:hAnsi="Calibri"/>
@@ -4351,7 +3137,7 @@
         </w:pBdr>
         <w:spacing w:before="280" w:after="80"/>
       </w:pPr>
-      <w:bookmarkStart w:id="1" w:name="_Toc232960753"/>
+      <w:bookmarkStart w:id="1" w:name="_Toc232977920"/>
       <w:r>
         <w:rPr>
           <w:rFonts w:ascii="Calibri" w:hAnsi="Calibri"/>
@@ -4791,7 +3577,7 @@
         </w:pBdr>
         <w:spacing w:before="280" w:after="80"/>
       </w:pPr>
-      <w:bookmarkStart w:id="2" w:name="_Toc232960754"/>
+      <w:bookmarkStart w:id="2" w:name="_Toc232977921"/>
       <w:r>
         <w:rPr>
           <w:rFonts w:ascii="Calibri" w:hAnsi="Calibri"/>
@@ -5249,7 +4035,7 @@
         </w:pBdr>
         <w:spacing w:before="280" w:after="80"/>
       </w:pPr>
-      <w:bookmarkStart w:id="3" w:name="_Toc232960755"/>
+      <w:bookmarkStart w:id="3" w:name="_Toc232977922"/>
       <w:r>
         <w:rPr>
           <w:rFonts w:ascii="Calibri" w:hAnsi="Calibri"/>
@@ -5650,7 +4436,7 @@
         </w:pBdr>
         <w:spacing w:before="280" w:after="80"/>
       </w:pPr>
-      <w:bookmarkStart w:id="4" w:name="_Toc232960756"/>
+      <w:bookmarkStart w:id="4" w:name="_Toc232977923"/>
       <w:r>
         <w:rPr>
           <w:rFonts w:ascii="Calibri" w:hAnsi="Calibri"/>
@@ -6234,7 +5020,7 @@
         </w:pBdr>
         <w:spacing w:before="280" w:after="80"/>
       </w:pPr>
-      <w:bookmarkStart w:id="5" w:name="_Toc232960757"/>
+      <w:bookmarkStart w:id="5" w:name="_Toc232977924"/>
       <w:r>
         <w:rPr>
           <w:rFonts w:ascii="Calibri" w:hAnsi="Calibri"/>
@@ -6310,7 +5096,7 @@
         <w:pStyle w:val="Heading2"/>
         <w:spacing w:after="80"/>
       </w:pPr>
-      <w:bookmarkStart w:id="6" w:name="_Toc232960758"/>
+      <w:bookmarkStart w:id="6" w:name="_Toc232977925"/>
       <w:r>
         <w:rPr>
           <w:rFonts w:ascii="Calibri" w:hAnsi="Calibri"/>
@@ -6492,7 +5278,7 @@
         <w:pStyle w:val="Heading2"/>
         <w:spacing w:after="80"/>
       </w:pPr>
-      <w:bookmarkStart w:id="7" w:name="_Toc232960759"/>
+      <w:bookmarkStart w:id="7" w:name="_Toc232977926"/>
       <w:r>
         <w:rPr>
           <w:rFonts w:ascii="Calibri" w:hAnsi="Calibri"/>
@@ -6559,7 +5345,7 @@
         </w:pBdr>
         <w:spacing w:before="280" w:after="80"/>
       </w:pPr>
-      <w:bookmarkStart w:id="8" w:name="_Toc232960760"/>
+      <w:bookmarkStart w:id="8" w:name="_Toc232977927"/>
       <w:r>
         <w:rPr>
           <w:rFonts w:ascii="Calibri" w:hAnsi="Calibri"/>
@@ -6599,7 +5385,7 @@
         <w:pStyle w:val="Heading2"/>
         <w:spacing w:after="80"/>
       </w:pPr>
-      <w:bookmarkStart w:id="9" w:name="_Toc232960761"/>
+      <w:bookmarkStart w:id="9" w:name="_Toc232977928"/>
       <w:r>
         <w:rPr>
           <w:rFonts w:ascii="Calibri" w:hAnsi="Calibri"/>
@@ -7709,7 +6495,7 @@
         <w:pStyle w:val="Heading2"/>
         <w:spacing w:after="80"/>
       </w:pPr>
-      <w:bookmarkStart w:id="10" w:name="_Toc232960762"/>
+      <w:bookmarkStart w:id="10" w:name="_Toc232977929"/>
       <w:r>
         <w:rPr>
           <w:rFonts w:ascii="Calibri" w:hAnsi="Calibri"/>
@@ -8149,7 +6935,7 @@
         <w:pStyle w:val="Heading2"/>
         <w:spacing w:after="80"/>
       </w:pPr>
-      <w:bookmarkStart w:id="11" w:name="_Toc232960763"/>
+      <w:bookmarkStart w:id="11" w:name="_Toc232977930"/>
       <w:r>
         <w:rPr>
           <w:rFonts w:ascii="Calibri" w:hAnsi="Calibri"/>
@@ -8694,7 +7480,7 @@
         <w:pStyle w:val="Heading2"/>
         <w:spacing w:after="80"/>
       </w:pPr>
-      <w:bookmarkStart w:id="12" w:name="_Toc232960764"/>
+      <w:bookmarkStart w:id="12" w:name="_Toc232977931"/>
       <w:r>
         <w:rPr>
           <w:rFonts w:ascii="Calibri" w:hAnsi="Calibri"/>
@@ -9031,7 +7817,7 @@
         <w:pStyle w:val="Heading2"/>
         <w:spacing w:after="80"/>
       </w:pPr>
-      <w:bookmarkStart w:id="13" w:name="_Toc232960765"/>
+      <w:bookmarkStart w:id="13" w:name="_Toc232977932"/>
       <w:r>
         <w:rPr>
           <w:rFonts w:ascii="Calibri" w:hAnsi="Calibri"/>
@@ -9458,7 +8244,7 @@
         <w:pStyle w:val="Heading2"/>
         <w:spacing w:after="80"/>
       </w:pPr>
-      <w:bookmarkStart w:id="14" w:name="_Toc232960766"/>
+      <w:bookmarkStart w:id="14" w:name="_Toc232977933"/>
       <w:r>
         <w:rPr>
           <w:rFonts w:ascii="Calibri" w:hAnsi="Calibri"/>
@@ -9893,7 +8679,7 @@
         <w:pStyle w:val="Heading2"/>
         <w:spacing w:after="80"/>
       </w:pPr>
-      <w:bookmarkStart w:id="15" w:name="_Toc232960767"/>
+      <w:bookmarkStart w:id="15" w:name="_Toc232977934"/>
       <w:r>
         <w:rPr>
           <w:rFonts w:ascii="Calibri" w:hAnsi="Calibri"/>
@@ -10140,7 +8926,7 @@
         </w:pBdr>
         <w:spacing w:before="280" w:after="80"/>
       </w:pPr>
-      <w:bookmarkStart w:id="16" w:name="_Toc232960768"/>
+      <w:bookmarkStart w:id="16" w:name="_Toc232977935"/>
       <w:r>
         <w:rPr>
           <w:rFonts w:ascii="Calibri" w:hAnsi="Calibri"/>
@@ -10170,7 +8956,7 @@
         <w:pStyle w:val="Heading2"/>
         <w:spacing w:after="80"/>
       </w:pPr>
-      <w:bookmarkStart w:id="17" w:name="_Toc232960769"/>
+      <w:bookmarkStart w:id="17" w:name="_Toc232977936"/>
       <w:r>
         <w:rPr>
           <w:rFonts w:ascii="Calibri" w:hAnsi="Calibri"/>
@@ -10444,7 +9230,7 @@
         <w:pStyle w:val="Heading2"/>
         <w:spacing w:after="80"/>
       </w:pPr>
-      <w:bookmarkStart w:id="18" w:name="_Toc232960770"/>
+      <w:bookmarkStart w:id="18" w:name="_Toc232977937"/>
       <w:r>
         <w:rPr>
           <w:rFonts w:ascii="Calibri" w:hAnsi="Calibri"/>
@@ -10620,7 +9406,7 @@
         <w:pStyle w:val="Heading2"/>
         <w:spacing w:after="80"/>
       </w:pPr>
-      <w:bookmarkStart w:id="19" w:name="_Toc232960771"/>
+      <w:bookmarkStart w:id="19" w:name="_Toc232977938"/>
       <w:r>
         <w:rPr>
           <w:rFonts w:ascii="Calibri" w:hAnsi="Calibri"/>
@@ -10698,6 +9484,7 @@
       <w:r>
         <w:t xml:space="preserve"> (IdP + CloudTrail); recovered as one incident via </w:t>
       </w:r>
+      <w:proofErr w:type="spellStart"/>
       <w:r>
         <w:rPr>
           <w:rFonts w:ascii="Consolas" w:hAnsi="Consolas"/>
@@ -10705,6 +9492,7 @@
         </w:rPr>
         <w:t>same_session</w:t>
       </w:r>
+      <w:proofErr w:type="spellEnd"/>
       <w:r>
         <w:t xml:space="preserve"> / </w:t>
       </w:r>
@@ -10822,7 +9610,7 @@
         </w:pBdr>
         <w:spacing w:before="280" w:after="80"/>
       </w:pPr>
-      <w:bookmarkStart w:id="20" w:name="_Toc232960772"/>
+      <w:bookmarkStart w:id="20" w:name="_Toc232977939"/>
       <w:r>
         <w:rPr>
           <w:rFonts w:ascii="Calibri" w:hAnsi="Calibri"/>
@@ -10920,7 +9708,7 @@
         <w:pStyle w:val="Heading2"/>
         <w:spacing w:after="80"/>
       </w:pPr>
-      <w:bookmarkStart w:id="21" w:name="_Toc232960773"/>
+      <w:bookmarkStart w:id="21" w:name="_Toc232977940"/>
       <w:r>
         <w:rPr>
           <w:rFonts w:ascii="Calibri" w:hAnsi="Calibri"/>
@@ -11549,7 +10337,7 @@
         <w:pStyle w:val="Heading2"/>
         <w:spacing w:after="80"/>
       </w:pPr>
-      <w:bookmarkStart w:id="22" w:name="_Toc232960774"/>
+      <w:bookmarkStart w:id="22" w:name="_Toc232977941"/>
       <w:r>
         <w:rPr>
           <w:rFonts w:ascii="Calibri" w:hAnsi="Calibri"/>
@@ -12487,7 +11275,7 @@
         </w:pBdr>
         <w:spacing w:before="280" w:after="80"/>
       </w:pPr>
-      <w:bookmarkStart w:id="23" w:name="_Toc232960776"/>
+      <w:bookmarkStart w:id="23" w:name="_Toc232977942"/>
       <w:r>
         <w:rPr>
           <w:rFonts w:ascii="Calibri" w:hAnsi="Calibri"/>
@@ -12645,7 +11433,7 @@
         </w:pBdr>
         <w:spacing w:before="280" w:after="80"/>
       </w:pPr>
-      <w:bookmarkStart w:id="24" w:name="_Toc232960777"/>
+      <w:bookmarkStart w:id="24" w:name="_Toc232977943"/>
       <w:r>
         <w:rPr>
           <w:rFonts w:ascii="Calibri" w:hAnsi="Calibri"/>
@@ -12885,7 +11673,7 @@
         </w:pBdr>
         <w:spacing w:before="280" w:after="80"/>
       </w:pPr>
-      <w:bookmarkStart w:id="25" w:name="_Toc232960778"/>
+      <w:bookmarkStart w:id="25" w:name="_Toc232977944"/>
       <w:r>
         <w:rPr>
           <w:rFonts w:ascii="Calibri" w:hAnsi="Calibri"/>
@@ -13078,7 +11866,7 @@
         </w:pBdr>
         <w:spacing w:before="280" w:after="80"/>
       </w:pPr>
-      <w:bookmarkStart w:id="26" w:name="_Toc232960779"/>
+      <w:bookmarkStart w:id="26" w:name="_Toc232977945"/>
       <w:r>
         <w:rPr>
           <w:rFonts w:ascii="Calibri" w:hAnsi="Calibri"/>
@@ -13348,7 +12136,7 @@
         </w:pBdr>
         <w:spacing w:before="280" w:after="80"/>
       </w:pPr>
-      <w:bookmarkStart w:id="27" w:name="_Toc232960780"/>
+      <w:bookmarkStart w:id="27" w:name="_Toc232977946"/>
       <w:r>
         <w:rPr>
           <w:rFonts w:ascii="Calibri" w:hAnsi="Calibri"/>
@@ -13534,7 +12322,7 @@
           <w:rPr>
             <w:rStyle w:val="Hyperlink"/>
           </w:rPr>
-          <w:t>https://github.com/pavannaik2004/Sentinel</w:t>
+          <w:t>https://github.com/SumanthBHegde/Ephemeral-Cloud-And-Kubernetes-Resource-Risk-Detection</w:t>
         </w:r>
       </w:hyperlink>
     </w:p>
